--- a/SRS.docx
+++ b/SRS.docx
@@ -4,26 +4,874 @@
   <w:body>
     <w:p>
       <w:pPr>
+        <w:widowControl w:val="0"/>
+        <w:pBdr>
+          <w:top w:val="nil"/>
+          <w:left w:val="nil"/>
+          <w:bottom w:val="nil"/>
+          <w:right w:val="nil"/>
+          <w:between w:val="nil"/>
+        </w:pBdr>
+        <w:spacing w:line="229" w:lineRule="auto"/>
+        <w:ind w:left="213" w:right="154"/>
+        <w:jc w:val="center"/>
+        <w:rPr>
+          <w:b/>
+          <w:sz w:val="44"/>
+          <w:szCs w:val="44"/>
+        </w:rPr>
+      </w:pPr>
+      <w:r>
+        <w:rPr>
+          <w:b/>
+          <w:sz w:val="44"/>
+          <w:szCs w:val="44"/>
+        </w:rPr>
+        <w:t xml:space="preserve">National University of Computer and Emerging Sciences </w:t>
+      </w:r>
+    </w:p>
+    <w:p>
+      <w:pPr>
+        <w:widowControl w:val="0"/>
+        <w:pBdr>
+          <w:top w:val="nil"/>
+          <w:left w:val="nil"/>
+          <w:bottom w:val="nil"/>
+          <w:right w:val="nil"/>
+          <w:between w:val="nil"/>
+        </w:pBdr>
+        <w:spacing w:before="1082"/>
+        <w:jc w:val="center"/>
+        <w:rPr>
+          <w:b/>
+          <w:sz w:val="44"/>
+          <w:szCs w:val="44"/>
+        </w:rPr>
+      </w:pPr>
+      <w:r>
+        <w:rPr>
+          <w:b/>
+          <w:noProof/>
+          <w:sz w:val="44"/>
+          <w:szCs w:val="44"/>
+        </w:rPr>
+        <w:drawing>
+          <wp:inline distT="19050" distB="19050" distL="19050" distR="19050" wp14:anchorId="2431DB6C" wp14:editId="27BB790E">
+            <wp:extent cx="1609725" cy="1571625"/>
+            <wp:effectExtent l="0" t="0" r="0" b="0"/>
+            <wp:docPr id="1" name="image1.png"/>
+            <wp:cNvGraphicFramePr/>
+            <a:graphic xmlns:a="http://schemas.openxmlformats.org/drawingml/2006/main">
+              <a:graphicData uri="http://schemas.openxmlformats.org/drawingml/2006/picture">
+                <pic:pic xmlns:pic="http://schemas.openxmlformats.org/drawingml/2006/picture">
+                  <pic:nvPicPr>
+                    <pic:cNvPr id="0" name="image1.png"/>
+                    <pic:cNvPicPr preferRelativeResize="0"/>
+                  </pic:nvPicPr>
+                  <pic:blipFill>
+                    <a:blip r:embed="rId7"/>
+                    <a:srcRect/>
+                    <a:stretch>
+                      <a:fillRect/>
+                    </a:stretch>
+                  </pic:blipFill>
+                  <pic:spPr>
+                    <a:xfrm>
+                      <a:off x="0" y="0"/>
+                      <a:ext cx="1609725" cy="1571625"/>
+                    </a:xfrm>
+                    <a:prstGeom prst="rect">
+                      <a:avLst/>
+                    </a:prstGeom>
+                    <a:ln/>
+                  </pic:spPr>
+                </pic:pic>
+              </a:graphicData>
+            </a:graphic>
+          </wp:inline>
+        </w:drawing>
+      </w:r>
+    </w:p>
+    <w:p>
+      <w:pPr>
+        <w:widowControl w:val="0"/>
+        <w:pBdr>
+          <w:top w:val="nil"/>
+          <w:left w:val="nil"/>
+          <w:bottom w:val="nil"/>
+          <w:right w:val="nil"/>
+          <w:between w:val="nil"/>
+        </w:pBdr>
+        <w:spacing w:before="591"/>
+        <w:jc w:val="center"/>
+        <w:rPr>
+          <w:sz w:val="32"/>
+          <w:szCs w:val="32"/>
+          <w:lang w:val="en-PK"/>
+        </w:rPr>
+      </w:pPr>
+      <w:r>
+        <w:rPr>
+          <w:b/>
+          <w:bCs/>
+          <w:sz w:val="32"/>
+          <w:szCs w:val="32"/>
+        </w:rPr>
+        <w:t>SOFTWARE ENGINEERING</w:t>
+      </w:r>
+      <w:r>
+        <w:rPr>
+          <w:sz w:val="32"/>
+          <w:szCs w:val="32"/>
+        </w:rPr>
+        <w:t xml:space="preserve"> </w:t>
+      </w:r>
+      <w:r>
+        <w:rPr>
+          <w:sz w:val="32"/>
+          <w:szCs w:val="32"/>
+        </w:rPr>
+        <w:br/>
+      </w:r>
+      <w:r>
+        <w:rPr>
+          <w:sz w:val="32"/>
+          <w:szCs w:val="32"/>
+          <w:lang w:val="en-PK"/>
+        </w:rPr>
+        <w:t>SOFTWARE REQUIREMENTS SPECIFICATION</w:t>
+      </w:r>
+    </w:p>
+    <w:p>
+      <w:pPr>
+        <w:widowControl w:val="0"/>
+        <w:pBdr>
+          <w:top w:val="nil"/>
+          <w:left w:val="nil"/>
+          <w:bottom w:val="nil"/>
+          <w:right w:val="nil"/>
+          <w:between w:val="nil"/>
+        </w:pBdr>
+        <w:spacing w:before="591"/>
+        <w:jc w:val="center"/>
+        <w:rPr>
+          <w:sz w:val="32"/>
+          <w:szCs w:val="32"/>
+          <w:lang w:val="en-PK"/>
+        </w:rPr>
+      </w:pPr>
+      <w:r>
+        <w:rPr>
+          <w:b/>
+          <w:bCs/>
+          <w:sz w:val="32"/>
+          <w:szCs w:val="32"/>
+        </w:rPr>
+        <w:t>THREXIA</w:t>
+      </w:r>
+    </w:p>
+    <w:p>
+      <w:pPr>
+        <w:widowControl w:val="0"/>
+        <w:pBdr>
+          <w:top w:val="nil"/>
+          <w:left w:val="nil"/>
+          <w:bottom w:val="nil"/>
+          <w:right w:val="nil"/>
+          <w:between w:val="nil"/>
+        </w:pBdr>
+        <w:spacing w:before="1015"/>
+        <w:ind w:left="28"/>
+        <w:rPr>
+          <w:sz w:val="28"/>
+          <w:szCs w:val="28"/>
+        </w:rPr>
+      </w:pPr>
+      <w:r>
+        <w:rPr>
+          <w:sz w:val="28"/>
+          <w:szCs w:val="28"/>
+        </w:rPr>
+        <w:t xml:space="preserve">Group Members: </w:t>
+      </w:r>
+    </w:p>
+    <w:tbl>
+      <w:tblPr>
+        <w:tblW w:w="9340" w:type="dxa"/>
+        <w:tblInd w:w="8" w:type="dxa"/>
+        <w:tblBorders>
+          <w:top w:val="single" w:sz="8" w:space="0" w:color="000000"/>
+          <w:left w:val="single" w:sz="8" w:space="0" w:color="000000"/>
+          <w:bottom w:val="single" w:sz="8" w:space="0" w:color="000000"/>
+          <w:right w:val="single" w:sz="8" w:space="0" w:color="000000"/>
+          <w:insideH w:val="single" w:sz="8" w:space="0" w:color="000000"/>
+          <w:insideV w:val="single" w:sz="8" w:space="0" w:color="000000"/>
+        </w:tblBorders>
+        <w:tblLayout w:type="fixed"/>
+        <w:tblLook w:val="0600" w:firstRow="0" w:lastRow="0" w:firstColumn="0" w:lastColumn="0" w:noHBand="1" w:noVBand="1"/>
+      </w:tblPr>
+      <w:tblGrid>
+        <w:gridCol w:w="5220"/>
+        <w:gridCol w:w="1860"/>
+        <w:gridCol w:w="2260"/>
+      </w:tblGrid>
+      <w:tr>
+        <w:trPr>
+          <w:trHeight w:val="340"/>
+        </w:trPr>
+        <w:tc>
+          <w:tcPr>
+            <w:tcW w:w="5220" w:type="dxa"/>
+            <w:tcMar>
+              <w:top w:w="100" w:type="dxa"/>
+              <w:left w:w="100" w:type="dxa"/>
+              <w:bottom w:w="100" w:type="dxa"/>
+              <w:right w:w="100" w:type="dxa"/>
+            </w:tcMar>
+          </w:tcPr>
+          <w:p>
+            <w:pPr>
+              <w:widowControl w:val="0"/>
+              <w:pBdr>
+                <w:top w:val="nil"/>
+                <w:left w:val="nil"/>
+                <w:bottom w:val="nil"/>
+                <w:right w:val="nil"/>
+                <w:between w:val="nil"/>
+              </w:pBdr>
+              <w:ind w:left="118"/>
+              <w:rPr>
+                <w:b/>
+                <w:sz w:val="28"/>
+                <w:szCs w:val="28"/>
+                <w:shd w:val="clear" w:color="auto" w:fill="E7E6E6"/>
+              </w:rPr>
+            </w:pPr>
+            <w:r>
+              <w:rPr>
+                <w:b/>
+                <w:sz w:val="28"/>
+                <w:szCs w:val="28"/>
+                <w:shd w:val="clear" w:color="auto" w:fill="E7E6E6"/>
+              </w:rPr>
+              <w:t xml:space="preserve">Name </w:t>
+            </w:r>
+          </w:p>
+        </w:tc>
+        <w:tc>
+          <w:tcPr>
+            <w:tcW w:w="1860" w:type="dxa"/>
+            <w:tcMar>
+              <w:top w:w="100" w:type="dxa"/>
+              <w:left w:w="100" w:type="dxa"/>
+              <w:bottom w:w="100" w:type="dxa"/>
+              <w:right w:w="100" w:type="dxa"/>
+            </w:tcMar>
+          </w:tcPr>
+          <w:p>
+            <w:pPr>
+              <w:widowControl w:val="0"/>
+              <w:pBdr>
+                <w:top w:val="nil"/>
+                <w:left w:val="nil"/>
+                <w:bottom w:val="nil"/>
+                <w:right w:val="nil"/>
+                <w:between w:val="nil"/>
+              </w:pBdr>
+              <w:jc w:val="center"/>
+              <w:rPr>
+                <w:b/>
+                <w:sz w:val="28"/>
+                <w:szCs w:val="28"/>
+                <w:shd w:val="clear" w:color="auto" w:fill="E7E6E6"/>
+              </w:rPr>
+            </w:pPr>
+            <w:r>
+              <w:rPr>
+                <w:b/>
+                <w:sz w:val="28"/>
+                <w:szCs w:val="28"/>
+                <w:shd w:val="clear" w:color="auto" w:fill="E7E6E6"/>
+              </w:rPr>
+              <w:t xml:space="preserve">Roll Number </w:t>
+            </w:r>
+          </w:p>
+        </w:tc>
+        <w:tc>
+          <w:tcPr>
+            <w:tcW w:w="2260" w:type="dxa"/>
+            <w:tcMar>
+              <w:top w:w="100" w:type="dxa"/>
+              <w:left w:w="100" w:type="dxa"/>
+              <w:bottom w:w="100" w:type="dxa"/>
+              <w:right w:w="100" w:type="dxa"/>
+            </w:tcMar>
+          </w:tcPr>
+          <w:p>
+            <w:pPr>
+              <w:widowControl w:val="0"/>
+              <w:pBdr>
+                <w:top w:val="nil"/>
+                <w:left w:val="nil"/>
+                <w:bottom w:val="nil"/>
+                <w:right w:val="nil"/>
+                <w:between w:val="nil"/>
+              </w:pBdr>
+              <w:ind w:left="129"/>
+              <w:rPr>
+                <w:b/>
+                <w:sz w:val="28"/>
+                <w:szCs w:val="28"/>
+                <w:shd w:val="clear" w:color="auto" w:fill="E7E6E6"/>
+              </w:rPr>
+            </w:pPr>
+            <w:r>
+              <w:rPr>
+                <w:b/>
+                <w:sz w:val="28"/>
+                <w:szCs w:val="28"/>
+                <w:shd w:val="clear" w:color="auto" w:fill="E7E6E6"/>
+              </w:rPr>
+              <w:t>Sub-section</w:t>
+            </w:r>
+          </w:p>
+        </w:tc>
+      </w:tr>
+      <w:tr>
+        <w:trPr>
+          <w:trHeight w:val="320"/>
+        </w:trPr>
+        <w:tc>
+          <w:tcPr>
+            <w:tcW w:w="5220" w:type="dxa"/>
+            <w:tcMar>
+              <w:top w:w="100" w:type="dxa"/>
+              <w:left w:w="100" w:type="dxa"/>
+              <w:bottom w:w="100" w:type="dxa"/>
+              <w:right w:w="100" w:type="dxa"/>
+            </w:tcMar>
+          </w:tcPr>
+          <w:p>
+            <w:pPr>
+              <w:widowControl w:val="0"/>
+              <w:pBdr>
+                <w:top w:val="nil"/>
+                <w:left w:val="nil"/>
+                <w:bottom w:val="nil"/>
+                <w:right w:val="nil"/>
+                <w:between w:val="nil"/>
+              </w:pBdr>
+              <w:ind w:left="119"/>
+              <w:rPr>
+                <w:sz w:val="28"/>
+                <w:szCs w:val="28"/>
+              </w:rPr>
+            </w:pPr>
+            <w:r>
+              <w:rPr>
+                <w:sz w:val="28"/>
+                <w:szCs w:val="28"/>
+              </w:rPr>
+              <w:t>Anas Naveed Butt</w:t>
+            </w:r>
+          </w:p>
+        </w:tc>
+        <w:tc>
+          <w:tcPr>
+            <w:tcW w:w="1860" w:type="dxa"/>
+            <w:tcMar>
+              <w:top w:w="100" w:type="dxa"/>
+              <w:left w:w="100" w:type="dxa"/>
+              <w:bottom w:w="100" w:type="dxa"/>
+              <w:right w:w="100" w:type="dxa"/>
+            </w:tcMar>
+          </w:tcPr>
+          <w:p>
+            <w:pPr>
+              <w:widowControl w:val="0"/>
+              <w:pBdr>
+                <w:top w:val="nil"/>
+                <w:left w:val="nil"/>
+                <w:bottom w:val="nil"/>
+                <w:right w:val="nil"/>
+                <w:between w:val="nil"/>
+              </w:pBdr>
+              <w:ind w:left="135"/>
+              <w:rPr>
+                <w:sz w:val="28"/>
+                <w:szCs w:val="28"/>
+              </w:rPr>
+            </w:pPr>
+            <w:r>
+              <w:rPr>
+                <w:sz w:val="28"/>
+                <w:szCs w:val="28"/>
+              </w:rPr>
+              <w:t>23L-0764</w:t>
+            </w:r>
+          </w:p>
+        </w:tc>
+        <w:tc>
+          <w:tcPr>
+            <w:tcW w:w="2260" w:type="dxa"/>
+            <w:tcMar>
+              <w:top w:w="100" w:type="dxa"/>
+              <w:left w:w="100" w:type="dxa"/>
+              <w:bottom w:w="100" w:type="dxa"/>
+              <w:right w:w="100" w:type="dxa"/>
+            </w:tcMar>
+          </w:tcPr>
+          <w:p>
+            <w:pPr>
+              <w:widowControl w:val="0"/>
+              <w:pBdr>
+                <w:top w:val="nil"/>
+                <w:left w:val="nil"/>
+                <w:bottom w:val="nil"/>
+                <w:right w:val="nil"/>
+                <w:between w:val="nil"/>
+              </w:pBdr>
+              <w:ind w:left="117"/>
+              <w:rPr>
+                <w:sz w:val="28"/>
+                <w:szCs w:val="28"/>
+              </w:rPr>
+            </w:pPr>
+            <w:r>
+              <w:rPr>
+                <w:sz w:val="28"/>
+                <w:szCs w:val="28"/>
+              </w:rPr>
+              <w:t>6-D</w:t>
+            </w:r>
+          </w:p>
+        </w:tc>
+      </w:tr>
+      <w:tr>
+        <w:trPr>
+          <w:trHeight w:val="340"/>
+        </w:trPr>
+        <w:tc>
+          <w:tcPr>
+            <w:tcW w:w="5220" w:type="dxa"/>
+            <w:tcMar>
+              <w:top w:w="100" w:type="dxa"/>
+              <w:left w:w="100" w:type="dxa"/>
+              <w:bottom w:w="100" w:type="dxa"/>
+              <w:right w:w="100" w:type="dxa"/>
+            </w:tcMar>
+          </w:tcPr>
+          <w:p>
+            <w:pPr>
+              <w:widowControl w:val="0"/>
+              <w:pBdr>
+                <w:top w:val="nil"/>
+                <w:left w:val="nil"/>
+                <w:bottom w:val="nil"/>
+                <w:right w:val="nil"/>
+                <w:between w:val="nil"/>
+              </w:pBdr>
+              <w:rPr>
+                <w:sz w:val="28"/>
+                <w:szCs w:val="28"/>
+              </w:rPr>
+            </w:pPr>
+            <w:r>
+              <w:rPr>
+                <w:sz w:val="28"/>
+                <w:szCs w:val="28"/>
+              </w:rPr>
+              <w:t xml:space="preserve">  Muhammad Usman Saboor</w:t>
+            </w:r>
+          </w:p>
+        </w:tc>
+        <w:tc>
+          <w:tcPr>
+            <w:tcW w:w="1860" w:type="dxa"/>
+            <w:tcMar>
+              <w:top w:w="100" w:type="dxa"/>
+              <w:left w:w="100" w:type="dxa"/>
+              <w:bottom w:w="100" w:type="dxa"/>
+              <w:right w:w="100" w:type="dxa"/>
+            </w:tcMar>
+          </w:tcPr>
+          <w:p>
+            <w:pPr>
+              <w:widowControl w:val="0"/>
+              <w:pBdr>
+                <w:top w:val="nil"/>
+                <w:left w:val="nil"/>
+                <w:bottom w:val="nil"/>
+                <w:right w:val="nil"/>
+                <w:between w:val="nil"/>
+              </w:pBdr>
+              <w:rPr>
+                <w:sz w:val="28"/>
+                <w:szCs w:val="28"/>
+              </w:rPr>
+            </w:pPr>
+            <w:r>
+              <w:rPr>
+                <w:sz w:val="28"/>
+                <w:szCs w:val="28"/>
+              </w:rPr>
+              <w:t xml:space="preserve">  23L-0813</w:t>
+            </w:r>
+          </w:p>
+        </w:tc>
+        <w:tc>
+          <w:tcPr>
+            <w:tcW w:w="2260" w:type="dxa"/>
+            <w:tcMar>
+              <w:top w:w="100" w:type="dxa"/>
+              <w:left w:w="100" w:type="dxa"/>
+              <w:bottom w:w="100" w:type="dxa"/>
+              <w:right w:w="100" w:type="dxa"/>
+            </w:tcMar>
+          </w:tcPr>
+          <w:p>
+            <w:pPr>
+              <w:widowControl w:val="0"/>
+              <w:pBdr>
+                <w:top w:val="nil"/>
+                <w:left w:val="nil"/>
+                <w:bottom w:val="nil"/>
+                <w:right w:val="nil"/>
+                <w:between w:val="nil"/>
+              </w:pBdr>
+              <w:rPr>
+                <w:sz w:val="28"/>
+                <w:szCs w:val="28"/>
+              </w:rPr>
+            </w:pPr>
+            <w:r>
+              <w:rPr>
+                <w:sz w:val="28"/>
+                <w:szCs w:val="28"/>
+              </w:rPr>
+              <w:t xml:space="preserve">  6-D</w:t>
+            </w:r>
+          </w:p>
+        </w:tc>
+      </w:tr>
+      <w:tr>
+        <w:trPr>
+          <w:trHeight w:val="340"/>
+        </w:trPr>
+        <w:tc>
+          <w:tcPr>
+            <w:tcW w:w="5220" w:type="dxa"/>
+            <w:tcMar>
+              <w:top w:w="100" w:type="dxa"/>
+              <w:left w:w="100" w:type="dxa"/>
+              <w:bottom w:w="100" w:type="dxa"/>
+              <w:right w:w="100" w:type="dxa"/>
+            </w:tcMar>
+          </w:tcPr>
+          <w:p>
+            <w:pPr>
+              <w:widowControl w:val="0"/>
+              <w:pBdr>
+                <w:top w:val="nil"/>
+                <w:left w:val="nil"/>
+                <w:bottom w:val="nil"/>
+                <w:right w:val="nil"/>
+                <w:between w:val="nil"/>
+              </w:pBdr>
+              <w:rPr>
+                <w:sz w:val="28"/>
+                <w:szCs w:val="28"/>
+              </w:rPr>
+            </w:pPr>
+            <w:r>
+              <w:rPr>
+                <w:sz w:val="28"/>
+                <w:szCs w:val="28"/>
+              </w:rPr>
+              <w:t xml:space="preserve">  </w:t>
+            </w:r>
+            <w:r>
+              <w:rPr>
+                <w:sz w:val="28"/>
+                <w:szCs w:val="28"/>
+              </w:rPr>
+              <w:t>Ibrahim Rashid</w:t>
+            </w:r>
+          </w:p>
+        </w:tc>
+        <w:tc>
+          <w:tcPr>
+            <w:tcW w:w="1860" w:type="dxa"/>
+            <w:tcMar>
+              <w:top w:w="100" w:type="dxa"/>
+              <w:left w:w="100" w:type="dxa"/>
+              <w:bottom w:w="100" w:type="dxa"/>
+              <w:right w:w="100" w:type="dxa"/>
+            </w:tcMar>
+          </w:tcPr>
+          <w:p>
+            <w:pPr>
+              <w:widowControl w:val="0"/>
+              <w:pBdr>
+                <w:top w:val="nil"/>
+                <w:left w:val="nil"/>
+                <w:bottom w:val="nil"/>
+                <w:right w:val="nil"/>
+                <w:between w:val="nil"/>
+              </w:pBdr>
+              <w:rPr>
+                <w:sz w:val="28"/>
+                <w:szCs w:val="28"/>
+              </w:rPr>
+            </w:pPr>
+            <w:r>
+              <w:rPr>
+                <w:sz w:val="28"/>
+                <w:szCs w:val="28"/>
+              </w:rPr>
+              <w:t xml:space="preserve">  23L-0741</w:t>
+            </w:r>
+          </w:p>
+        </w:tc>
+        <w:tc>
+          <w:tcPr>
+            <w:tcW w:w="2260" w:type="dxa"/>
+            <w:tcMar>
+              <w:top w:w="100" w:type="dxa"/>
+              <w:left w:w="100" w:type="dxa"/>
+              <w:bottom w:w="100" w:type="dxa"/>
+              <w:right w:w="100" w:type="dxa"/>
+            </w:tcMar>
+          </w:tcPr>
+          <w:p>
+            <w:pPr>
+              <w:widowControl w:val="0"/>
+              <w:pBdr>
+                <w:top w:val="nil"/>
+                <w:left w:val="nil"/>
+                <w:bottom w:val="nil"/>
+                <w:right w:val="nil"/>
+                <w:between w:val="nil"/>
+              </w:pBdr>
+              <w:rPr>
+                <w:sz w:val="28"/>
+                <w:szCs w:val="28"/>
+              </w:rPr>
+            </w:pPr>
+            <w:r>
+              <w:rPr>
+                <w:sz w:val="28"/>
+                <w:szCs w:val="28"/>
+              </w:rPr>
+              <w:t xml:space="preserve">  6-D</w:t>
+            </w:r>
+          </w:p>
+        </w:tc>
+      </w:tr>
+      <w:tr>
+        <w:trPr>
+          <w:trHeight w:val="340"/>
+        </w:trPr>
+        <w:tc>
+          <w:tcPr>
+            <w:tcW w:w="5220" w:type="dxa"/>
+            <w:tcMar>
+              <w:top w:w="100" w:type="dxa"/>
+              <w:left w:w="100" w:type="dxa"/>
+              <w:bottom w:w="100" w:type="dxa"/>
+              <w:right w:w="100" w:type="dxa"/>
+            </w:tcMar>
+          </w:tcPr>
+          <w:p>
+            <w:pPr>
+              <w:widowControl w:val="0"/>
+              <w:pBdr>
+                <w:top w:val="nil"/>
+                <w:left w:val="nil"/>
+                <w:bottom w:val="nil"/>
+                <w:right w:val="nil"/>
+                <w:between w:val="nil"/>
+              </w:pBdr>
+              <w:rPr>
+                <w:sz w:val="28"/>
+                <w:szCs w:val="28"/>
+              </w:rPr>
+            </w:pPr>
+            <w:r>
+              <w:rPr>
+                <w:sz w:val="28"/>
+                <w:szCs w:val="28"/>
+              </w:rPr>
+              <w:t xml:space="preserve">  Mohib Ali Khattak</w:t>
+            </w:r>
+          </w:p>
+        </w:tc>
+        <w:tc>
+          <w:tcPr>
+            <w:tcW w:w="1860" w:type="dxa"/>
+            <w:tcMar>
+              <w:top w:w="100" w:type="dxa"/>
+              <w:left w:w="100" w:type="dxa"/>
+              <w:bottom w:w="100" w:type="dxa"/>
+              <w:right w:w="100" w:type="dxa"/>
+            </w:tcMar>
+          </w:tcPr>
+          <w:p>
+            <w:pPr>
+              <w:widowControl w:val="0"/>
+              <w:pBdr>
+                <w:top w:val="nil"/>
+                <w:left w:val="nil"/>
+                <w:bottom w:val="nil"/>
+                <w:right w:val="nil"/>
+                <w:between w:val="nil"/>
+              </w:pBdr>
+              <w:rPr>
+                <w:sz w:val="28"/>
+                <w:szCs w:val="28"/>
+              </w:rPr>
+            </w:pPr>
+            <w:r>
+              <w:rPr>
+                <w:sz w:val="28"/>
+                <w:szCs w:val="28"/>
+              </w:rPr>
+              <w:t xml:space="preserve">  23L-0763</w:t>
+            </w:r>
+          </w:p>
+        </w:tc>
+        <w:tc>
+          <w:tcPr>
+            <w:tcW w:w="2260" w:type="dxa"/>
+            <w:tcMar>
+              <w:top w:w="100" w:type="dxa"/>
+              <w:left w:w="100" w:type="dxa"/>
+              <w:bottom w:w="100" w:type="dxa"/>
+              <w:right w:w="100" w:type="dxa"/>
+            </w:tcMar>
+          </w:tcPr>
+          <w:p>
+            <w:pPr>
+              <w:widowControl w:val="0"/>
+              <w:pBdr>
+                <w:top w:val="nil"/>
+                <w:left w:val="nil"/>
+                <w:bottom w:val="nil"/>
+                <w:right w:val="nil"/>
+                <w:between w:val="nil"/>
+              </w:pBdr>
+              <w:rPr>
+                <w:sz w:val="28"/>
+                <w:szCs w:val="28"/>
+              </w:rPr>
+            </w:pPr>
+            <w:r>
+              <w:rPr>
+                <w:sz w:val="28"/>
+                <w:szCs w:val="28"/>
+              </w:rPr>
+              <w:t xml:space="preserve">  6-D</w:t>
+            </w:r>
+          </w:p>
+        </w:tc>
+      </w:tr>
+    </w:tbl>
+    <w:p>
+      <w:pPr>
+        <w:widowControl w:val="0"/>
+        <w:pBdr>
+          <w:top w:val="nil"/>
+          <w:left w:val="nil"/>
+          <w:bottom w:val="nil"/>
+          <w:right w:val="nil"/>
+          <w:between w:val="nil"/>
+        </w:pBdr>
+      </w:pPr>
+    </w:p>
+    <w:p>
+      <w:pPr>
+        <w:widowControl w:val="0"/>
+        <w:pBdr>
+          <w:top w:val="nil"/>
+          <w:left w:val="nil"/>
+          <w:bottom w:val="nil"/>
+          <w:right w:val="nil"/>
+          <w:between w:val="nil"/>
+        </w:pBdr>
+      </w:pPr>
+    </w:p>
+    <w:p>
+      <w:pPr>
+        <w:widowControl w:val="0"/>
+        <w:pBdr>
+          <w:top w:val="nil"/>
+          <w:left w:val="nil"/>
+          <w:bottom w:val="nil"/>
+          <w:right w:val="nil"/>
+          <w:between w:val="nil"/>
+        </w:pBdr>
+        <w:spacing w:before="362"/>
+        <w:jc w:val="center"/>
+        <w:rPr>
+          <w:sz w:val="32"/>
+          <w:szCs w:val="32"/>
+        </w:rPr>
+      </w:pPr>
+      <w:r>
+        <w:rPr>
+          <w:sz w:val="32"/>
+          <w:szCs w:val="32"/>
+        </w:rPr>
+        <w:t xml:space="preserve">Department of Computer Science </w:t>
+      </w:r>
+    </w:p>
+    <w:p>
+      <w:pPr>
+        <w:widowControl w:val="0"/>
+        <w:pBdr>
+          <w:top w:val="nil"/>
+          <w:left w:val="nil"/>
+          <w:bottom w:val="nil"/>
+          <w:right w:val="nil"/>
+          <w:between w:val="nil"/>
+        </w:pBdr>
+        <w:jc w:val="center"/>
+        <w:rPr>
+          <w:sz w:val="32"/>
+          <w:szCs w:val="32"/>
+        </w:rPr>
+      </w:pPr>
+      <w:r>
+        <w:rPr>
+          <w:sz w:val="32"/>
+          <w:szCs w:val="32"/>
+        </w:rPr>
+        <w:t>FAST-NU, Lahore, Pakistan</w:t>
+      </w:r>
+    </w:p>
+    <w:p>
+      <w:pPr>
         <w:pStyle w:val="ListParagraph"/>
         <w:numPr>
           <w:ilvl w:val="0"/>
-          <w:numId w:val="2"/>
+          <w:numId w:val="15"/>
         </w:numPr>
         <w:spacing w:before="240" w:after="120"/>
         <w:rPr>
           <w:b/>
           <w:bCs/>
-          <w:sz w:val="28"/>
-          <w:szCs w:val="28"/>
+          <w:sz w:val="32"/>
+          <w:szCs w:val="32"/>
         </w:rPr>
       </w:pPr>
       <w:r>
         <w:rPr>
           <w:b/>
           <w:bCs/>
-          <w:sz w:val="28"/>
-          <w:szCs w:val="28"/>
-        </w:rPr>
+          <w:sz w:val="32"/>
+          <w:szCs w:val="32"/>
+        </w:rPr>
+        <w:lastRenderedPageBreak/>
         <w:t>Functional Requirements</w:t>
       </w:r>
     </w:p>
@@ -32,9 +880,10 @@
         <w:pStyle w:val="ListParagraph"/>
         <w:numPr>
           <w:ilvl w:val="0"/>
-          <w:numId w:val="2"/>
+          <w:numId w:val="14"/>
         </w:numPr>
         <w:spacing w:before="80" w:after="40"/>
+        <w:jc w:val="both"/>
       </w:pPr>
       <w:r>
         <w:rPr>
@@ -46,31 +895,26 @@
     </w:p>
     <w:p>
       <w:pPr>
+        <w:pStyle w:val="ListParagraph"/>
+        <w:spacing w:after="80"/>
+        <w:ind w:left="1440"/>
+        <w:jc w:val="both"/>
+      </w:pPr>
+      <w:r>
+        <w:t xml:space="preserve">The </w:t>
+      </w:r>
+      <w:r>
+        <w:t>system</w:t>
+      </w:r>
+      <w:r>
+        <w:t xml:space="preserve"> allow administrators to create user accounts for security analysts and other authorized personnel.</w:t>
+      </w:r>
+    </w:p>
+    <w:p>
+      <w:pPr>
         <w:spacing w:after="80"/>
         <w:ind w:left="720"/>
-      </w:pPr>
-      <w:r>
-        <w:t xml:space="preserve">The </w:t>
-      </w:r>
-      <w:r>
-        <w:t>system</w:t>
-      </w:r>
-      <w:r>
-        <w:t xml:space="preserve"> </w:t>
-      </w:r>
-      <w:proofErr w:type="gramStart"/>
-      <w:r>
-        <w:t>allow</w:t>
-      </w:r>
-      <w:proofErr w:type="gramEnd"/>
-      <w:r>
-        <w:t xml:space="preserve"> administrators to create user accounts for security analysts and other authorized personnel.</w:t>
-      </w:r>
-    </w:p>
-    <w:p>
-      <w:pPr>
-        <w:spacing w:after="80"/>
-        <w:ind w:left="720"/>
+        <w:jc w:val="both"/>
       </w:pPr>
     </w:p>
     <w:p>
@@ -78,9 +922,10 @@
         <w:pStyle w:val="ListParagraph"/>
         <w:numPr>
           <w:ilvl w:val="0"/>
-          <w:numId w:val="2"/>
+          <w:numId w:val="14"/>
         </w:numPr>
         <w:spacing w:before="80" w:after="40"/>
+        <w:jc w:val="both"/>
       </w:pPr>
       <w:r>
         <w:rPr>
@@ -92,17 +937,20 @@
     </w:p>
     <w:p>
       <w:pPr>
+        <w:pStyle w:val="ListParagraph"/>
+        <w:spacing w:after="80"/>
+        <w:ind w:left="1440"/>
+        <w:jc w:val="both"/>
+      </w:pPr>
+      <w:r>
+        <w:t>The system shall authenticate users through secure login credentials to prevent unauthorized access.</w:t>
+      </w:r>
+    </w:p>
+    <w:p>
+      <w:pPr>
         <w:spacing w:after="80"/>
         <w:ind w:left="720"/>
-      </w:pPr>
-      <w:r>
-        <w:t>The system shall authenticate users through secure login credentials to prevent unauthorized access.</w:t>
-      </w:r>
-    </w:p>
-    <w:p>
-      <w:pPr>
-        <w:spacing w:after="80"/>
-        <w:ind w:left="720"/>
+        <w:jc w:val="both"/>
       </w:pPr>
     </w:p>
     <w:p>
@@ -110,9 +958,10 @@
         <w:pStyle w:val="ListParagraph"/>
         <w:numPr>
           <w:ilvl w:val="0"/>
-          <w:numId w:val="2"/>
+          <w:numId w:val="14"/>
         </w:numPr>
         <w:spacing w:before="80" w:after="40"/>
+        <w:jc w:val="both"/>
       </w:pPr>
       <w:r>
         <w:rPr>
@@ -124,17 +973,20 @@
     </w:p>
     <w:p>
       <w:pPr>
+        <w:pStyle w:val="ListParagraph"/>
+        <w:spacing w:after="80"/>
+        <w:ind w:left="1440"/>
+        <w:jc w:val="both"/>
+      </w:pPr>
+      <w:r>
+        <w:t>The system shall restrict access to modules and data based on the authenticated user's assigned role.</w:t>
+      </w:r>
+    </w:p>
+    <w:p>
+      <w:pPr>
         <w:spacing w:after="80"/>
         <w:ind w:left="720"/>
-      </w:pPr>
-      <w:r>
-        <w:t>The system shall restrict access to modules and data based on the authenticated user's assigned role.</w:t>
-      </w:r>
-    </w:p>
-    <w:p>
-      <w:pPr>
-        <w:spacing w:after="80"/>
-        <w:ind w:left="720"/>
+        <w:jc w:val="both"/>
       </w:pPr>
     </w:p>
     <w:p>
@@ -142,9 +994,10 @@
         <w:pStyle w:val="ListParagraph"/>
         <w:numPr>
           <w:ilvl w:val="0"/>
-          <w:numId w:val="2"/>
+          <w:numId w:val="14"/>
         </w:numPr>
         <w:spacing w:before="80" w:after="40"/>
+        <w:jc w:val="both"/>
       </w:pPr>
       <w:r>
         <w:rPr>
@@ -156,17 +1009,20 @@
     </w:p>
     <w:p>
       <w:pPr>
+        <w:pStyle w:val="ListParagraph"/>
+        <w:spacing w:after="80"/>
+        <w:ind w:left="1440"/>
+        <w:jc w:val="both"/>
+      </w:pPr>
+      <w:r>
+        <w:t>The system shall allow administrators to upload system log files in supported formats (CSV, JSON) for analysis.</w:t>
+      </w:r>
+    </w:p>
+    <w:p>
+      <w:pPr>
         <w:spacing w:after="80"/>
         <w:ind w:left="720"/>
-      </w:pPr>
-      <w:r>
-        <w:t>The system shall allow administrators to upload system log files in supported formats (CSV, JSON) for analysis.</w:t>
-      </w:r>
-    </w:p>
-    <w:p>
-      <w:pPr>
-        <w:spacing w:after="80"/>
-        <w:ind w:left="720"/>
+        <w:jc w:val="both"/>
       </w:pPr>
     </w:p>
     <w:p>
@@ -174,9 +1030,10 @@
         <w:pStyle w:val="ListParagraph"/>
         <w:numPr>
           <w:ilvl w:val="0"/>
-          <w:numId w:val="2"/>
+          <w:numId w:val="14"/>
         </w:numPr>
         <w:spacing w:before="80" w:after="40"/>
+        <w:jc w:val="both"/>
       </w:pPr>
       <w:r>
         <w:rPr>
@@ -188,17 +1045,20 @@
     </w:p>
     <w:p>
       <w:pPr>
+        <w:pStyle w:val="ListParagraph"/>
+        <w:spacing w:after="80"/>
+        <w:ind w:left="1440"/>
+        <w:jc w:val="both"/>
+      </w:pPr>
+      <w:r>
+        <w:t>The system shall automatically preprocess uploaded log data by cleaning, normalizing, and extracting relevant features prior to analysis.</w:t>
+      </w:r>
+    </w:p>
+    <w:p>
+      <w:pPr>
         <w:spacing w:after="80"/>
         <w:ind w:left="720"/>
-      </w:pPr>
-      <w:r>
-        <w:t>The system shall automatically preprocess uploaded log data by cleaning, normalizing, and extracting relevant features prior to analysis.</w:t>
-      </w:r>
-    </w:p>
-    <w:p>
-      <w:pPr>
-        <w:spacing w:after="80"/>
-        <w:ind w:left="720"/>
+        <w:jc w:val="both"/>
       </w:pPr>
     </w:p>
     <w:p>
@@ -206,9 +1066,10 @@
         <w:pStyle w:val="ListParagraph"/>
         <w:numPr>
           <w:ilvl w:val="0"/>
-          <w:numId w:val="2"/>
+          <w:numId w:val="14"/>
         </w:numPr>
         <w:spacing w:before="80" w:after="40"/>
+        <w:jc w:val="both"/>
       </w:pPr>
       <w:r>
         <w:rPr>
@@ -220,17 +1081,23 @@
     </w:p>
     <w:p>
       <w:pPr>
+        <w:pStyle w:val="ListParagraph"/>
+        <w:spacing w:after="80"/>
+        <w:ind w:left="1440"/>
+        <w:jc w:val="both"/>
+      </w:pPr>
+      <w:r>
+        <w:t>T</w:t>
+      </w:r>
+      <w:r>
+        <w:t>he system shall detect anomalous and potentially malicious activities within log data using trained machine learning models.</w:t>
+      </w:r>
+    </w:p>
+    <w:p>
+      <w:pPr>
         <w:spacing w:after="80"/>
         <w:ind w:left="720"/>
-      </w:pPr>
-      <w:r>
-        <w:t>The system shall detect anomalous and potentially malicious activities within log data using trained machine learning models.</w:t>
-      </w:r>
-    </w:p>
-    <w:p>
-      <w:pPr>
-        <w:spacing w:after="80"/>
-        <w:ind w:left="720"/>
+        <w:jc w:val="both"/>
       </w:pPr>
     </w:p>
     <w:p>
@@ -238,9 +1105,10 @@
         <w:pStyle w:val="ListParagraph"/>
         <w:numPr>
           <w:ilvl w:val="0"/>
-          <w:numId w:val="2"/>
+          <w:numId w:val="14"/>
         </w:numPr>
         <w:spacing w:before="80" w:after="40"/>
+        <w:jc w:val="both"/>
       </w:pPr>
       <w:r>
         <w:rPr>
@@ -252,17 +1120,20 @@
     </w:p>
     <w:p>
       <w:pPr>
+        <w:pStyle w:val="ListParagraph"/>
+        <w:spacing w:after="80"/>
+        <w:ind w:left="1440"/>
+        <w:jc w:val="both"/>
+      </w:pPr>
+      <w:r>
+        <w:t>The system shall evaluate detected anomalies and assign a numerical risk score to quantify the severity of each potential threat.</w:t>
+      </w:r>
+    </w:p>
+    <w:p>
+      <w:pPr>
         <w:spacing w:after="80"/>
         <w:ind w:left="720"/>
-      </w:pPr>
-      <w:r>
-        <w:t>The system shall evaluate detected anomalies and assign a numerical risk score to quantify the severity of each potential threat.</w:t>
-      </w:r>
-    </w:p>
-    <w:p>
-      <w:pPr>
-        <w:spacing w:after="80"/>
-        <w:ind w:left="720"/>
+        <w:jc w:val="both"/>
       </w:pPr>
     </w:p>
     <w:p>
@@ -270,9 +1141,10 @@
         <w:pStyle w:val="ListParagraph"/>
         <w:numPr>
           <w:ilvl w:val="0"/>
-          <w:numId w:val="2"/>
+          <w:numId w:val="14"/>
         </w:numPr>
         <w:spacing w:before="80" w:after="40"/>
+        <w:jc w:val="both"/>
       </w:pPr>
       <w:r>
         <w:rPr>
@@ -284,17 +1156,20 @@
     </w:p>
     <w:p>
       <w:pPr>
+        <w:pStyle w:val="ListParagraph"/>
+        <w:spacing w:after="80"/>
+        <w:ind w:left="1440"/>
+        <w:jc w:val="both"/>
+      </w:pPr>
+      <w:r>
+        <w:t>The system shall generate and display real-time notifications to security analysts when high-risk threats are detected.</w:t>
+      </w:r>
+    </w:p>
+    <w:p>
+      <w:pPr>
         <w:spacing w:after="80"/>
         <w:ind w:left="720"/>
-      </w:pPr>
-      <w:r>
-        <w:t>The system shall generate and display real-time notifications to security analysts when high-risk threats are detected.</w:t>
-      </w:r>
-    </w:p>
-    <w:p>
-      <w:pPr>
-        <w:spacing w:after="80"/>
-        <w:ind w:left="720"/>
+        <w:jc w:val="both"/>
       </w:pPr>
     </w:p>
     <w:p>
@@ -302,9 +1177,10 @@
         <w:pStyle w:val="ListParagraph"/>
         <w:numPr>
           <w:ilvl w:val="0"/>
-          <w:numId w:val="2"/>
+          <w:numId w:val="14"/>
         </w:numPr>
         <w:spacing w:before="80" w:after="40"/>
+        <w:jc w:val="both"/>
       </w:pPr>
       <w:r>
         <w:rPr>
@@ -316,23 +1192,34 @@
     </w:p>
     <w:p>
       <w:pPr>
+        <w:pStyle w:val="ListParagraph"/>
+        <w:spacing w:after="80"/>
+        <w:ind w:left="1440"/>
+        <w:jc w:val="both"/>
+      </w:pPr>
+      <w:r>
+        <w:t>The system shall provide an interactive visual dashboard displaying real-time and historical threat analytics through charts and graphs.</w:t>
+      </w:r>
+    </w:p>
+    <w:p>
+      <w:pPr>
         <w:spacing w:after="80"/>
         <w:ind w:left="720"/>
-      </w:pPr>
-      <w:r>
-        <w:t>The system shall provide an interactive visual dashboard displaying real-time and historical threat analytics through charts and graphs.</w:t>
-      </w:r>
+        <w:jc w:val="both"/>
+      </w:pPr>
     </w:p>
     <w:p>
       <w:pPr>
         <w:spacing w:after="80"/>
         <w:ind w:left="720"/>
+        <w:jc w:val="both"/>
       </w:pPr>
     </w:p>
     <w:p>
       <w:pPr>
         <w:spacing w:after="80"/>
         <w:ind w:left="720"/>
+        <w:jc w:val="both"/>
       </w:pPr>
     </w:p>
     <w:p>
@@ -340,9 +1227,10 @@
         <w:pStyle w:val="ListParagraph"/>
         <w:numPr>
           <w:ilvl w:val="0"/>
-          <w:numId w:val="2"/>
+          <w:numId w:val="14"/>
         </w:numPr>
         <w:spacing w:before="80" w:after="40"/>
+        <w:jc w:val="both"/>
       </w:pPr>
       <w:r>
         <w:rPr>
@@ -355,8 +1243,10 @@
     </w:p>
     <w:p>
       <w:pPr>
+        <w:pStyle w:val="ListParagraph"/>
         <w:spacing w:after="80"/>
-        <w:ind w:left="720"/>
+        <w:ind w:left="1440"/>
+        <w:jc w:val="both"/>
       </w:pPr>
       <w:r>
         <w:t xml:space="preserve">The </w:t>
@@ -383,16 +1273,16 @@
       <w:pPr>
         <w:spacing w:before="240" w:after="120"/>
         <w:rPr>
-          <w:sz w:val="28"/>
-          <w:szCs w:val="28"/>
+          <w:sz w:val="32"/>
+          <w:szCs w:val="32"/>
         </w:rPr>
       </w:pPr>
       <w:r>
         <w:rPr>
           <w:b/>
           <w:bCs/>
-          <w:sz w:val="28"/>
-          <w:szCs w:val="28"/>
+          <w:sz w:val="32"/>
+          <w:szCs w:val="32"/>
         </w:rPr>
         <w:t>1.1 Use Case for Each Functional Requirement</w:t>
       </w:r>
@@ -432,12 +1322,6 @@
         <w:gridCol w:w="7160"/>
       </w:tblGrid>
       <w:tr>
-        <w:tblPrEx>
-          <w:tblCellMar>
-            <w:top w:w="0" w:type="dxa"/>
-            <w:bottom w:w="0" w:type="dxa"/>
-          </w:tblCellMar>
-        </w:tblPrEx>
         <w:tc>
           <w:tcPr>
             <w:tcW w:w="2200" w:type="dxa"/>
@@ -495,12 +1379,6 @@
         </w:tc>
       </w:tr>
       <w:tr>
-        <w:tblPrEx>
-          <w:tblCellMar>
-            <w:top w:w="0" w:type="dxa"/>
-            <w:bottom w:w="0" w:type="dxa"/>
-          </w:tblCellMar>
-        </w:tblPrEx>
         <w:tc>
           <w:tcPr>
             <w:tcW w:w="2200" w:type="dxa"/>
@@ -558,12 +1436,6 @@
         </w:tc>
       </w:tr>
       <w:tr>
-        <w:tblPrEx>
-          <w:tblCellMar>
-            <w:top w:w="0" w:type="dxa"/>
-            <w:bottom w:w="0" w:type="dxa"/>
-          </w:tblCellMar>
-        </w:tblPrEx>
         <w:tc>
           <w:tcPr>
             <w:tcW w:w="2200" w:type="dxa"/>
@@ -621,12 +1493,6 @@
         </w:tc>
       </w:tr>
       <w:tr>
-        <w:tblPrEx>
-          <w:tblCellMar>
-            <w:top w:w="0" w:type="dxa"/>
-            <w:bottom w:w="0" w:type="dxa"/>
-          </w:tblCellMar>
-        </w:tblPrEx>
         <w:tc>
           <w:tcPr>
             <w:tcW w:w="2200" w:type="dxa"/>
@@ -684,12 +1550,6 @@
         </w:tc>
       </w:tr>
       <w:tr>
-        <w:tblPrEx>
-          <w:tblCellMar>
-            <w:top w:w="0" w:type="dxa"/>
-            <w:bottom w:w="0" w:type="dxa"/>
-          </w:tblCellMar>
-        </w:tblPrEx>
         <w:tc>
           <w:tcPr>
             <w:tcW w:w="2200" w:type="dxa"/>
@@ -793,12 +1653,6 @@
         </w:tc>
       </w:tr>
       <w:tr>
-        <w:tblPrEx>
-          <w:tblCellMar>
-            <w:top w:w="0" w:type="dxa"/>
-            <w:bottom w:w="0" w:type="dxa"/>
-          </w:tblCellMar>
-        </w:tblPrEx>
         <w:tc>
           <w:tcPr>
             <w:tcW w:w="2200" w:type="dxa"/>
@@ -896,12 +1750,6 @@
         <w:gridCol w:w="7160"/>
       </w:tblGrid>
       <w:tr>
-        <w:tblPrEx>
-          <w:tblCellMar>
-            <w:top w:w="0" w:type="dxa"/>
-            <w:bottom w:w="0" w:type="dxa"/>
-          </w:tblCellMar>
-        </w:tblPrEx>
         <w:tc>
           <w:tcPr>
             <w:tcW w:w="2200" w:type="dxa"/>
@@ -959,12 +1807,6 @@
         </w:tc>
       </w:tr>
       <w:tr>
-        <w:tblPrEx>
-          <w:tblCellMar>
-            <w:top w:w="0" w:type="dxa"/>
-            <w:bottom w:w="0" w:type="dxa"/>
-          </w:tblCellMar>
-        </w:tblPrEx>
         <w:tc>
           <w:tcPr>
             <w:tcW w:w="2200" w:type="dxa"/>
@@ -1022,12 +1864,6 @@
         </w:tc>
       </w:tr>
       <w:tr>
-        <w:tblPrEx>
-          <w:tblCellMar>
-            <w:top w:w="0" w:type="dxa"/>
-            <w:bottom w:w="0" w:type="dxa"/>
-          </w:tblCellMar>
-        </w:tblPrEx>
         <w:tc>
           <w:tcPr>
             <w:tcW w:w="2200" w:type="dxa"/>
@@ -1085,75 +1921,6 @@
         </w:tc>
       </w:tr>
       <w:tr>
-        <w:tblPrEx>
-          <w:tblCellMar>
-            <w:top w:w="0" w:type="dxa"/>
-            <w:bottom w:w="0" w:type="dxa"/>
-          </w:tblCellMar>
-        </w:tblPrEx>
-        <w:tc>
-          <w:tcPr>
-            <w:tcW w:w="2200" w:type="dxa"/>
-            <w:tcBorders>
-              <w:top w:val="single" w:sz="8" w:space="0" w:color="000000"/>
-              <w:left w:val="single" w:sz="8" w:space="0" w:color="000000"/>
-              <w:bottom w:val="single" w:sz="8" w:space="0" w:color="000000"/>
-              <w:right w:val="single" w:sz="8" w:space="0" w:color="000000"/>
-            </w:tcBorders>
-            <w:shd w:val="clear" w:color="auto" w:fill="D9D9D9"/>
-            <w:tcMar>
-              <w:top w:w="80" w:type="dxa"/>
-              <w:left w:w="120" w:type="dxa"/>
-              <w:bottom w:w="80" w:type="dxa"/>
-              <w:right w:w="120" w:type="dxa"/>
-            </w:tcMar>
-          </w:tcPr>
-          <w:p>
-            <w:pPr>
-              <w:spacing w:before="60" w:after="60"/>
-            </w:pPr>
-            <w:r>
-              <w:rPr>
-                <w:b/>
-                <w:bCs/>
-              </w:rPr>
-              <w:t>Postcondition</w:t>
-            </w:r>
-          </w:p>
-        </w:tc>
-        <w:tc>
-          <w:tcPr>
-            <w:tcW w:w="7160" w:type="dxa"/>
-            <w:tcBorders>
-              <w:top w:val="single" w:sz="8" w:space="0" w:color="000000"/>
-              <w:left w:val="single" w:sz="8" w:space="0" w:color="000000"/>
-              <w:bottom w:val="single" w:sz="8" w:space="0" w:color="000000"/>
-              <w:right w:val="single" w:sz="8" w:space="0" w:color="000000"/>
-            </w:tcBorders>
-            <w:tcMar>
-              <w:top w:w="80" w:type="dxa"/>
-              <w:left w:w="120" w:type="dxa"/>
-              <w:bottom w:w="80" w:type="dxa"/>
-              <w:right w:w="120" w:type="dxa"/>
-            </w:tcMar>
-          </w:tcPr>
-          <w:p>
-            <w:pPr>
-              <w:spacing w:before="60" w:after="60"/>
-            </w:pPr>
-            <w:r>
-              <w:t>The user is authenticated and redirected to their role-specific dashboard.</w:t>
-            </w:r>
-          </w:p>
-        </w:tc>
-      </w:tr>
-      <w:tr>
-        <w:tblPrEx>
-          <w:tblCellMar>
-            <w:top w:w="0" w:type="dxa"/>
-            <w:bottom w:w="0" w:type="dxa"/>
-          </w:tblCellMar>
-        </w:tblPrEx>
         <w:tc>
           <w:tcPr>
             <w:tcW w:w="2200" w:type="dxa"/>
@@ -1181,7 +1948,7 @@
                 <w:bCs/>
               </w:rPr>
               <w:lastRenderedPageBreak/>
-              <w:t>Main Flow</w:t>
+              <w:t>Postcondition</w:t>
             </w:r>
           </w:p>
         </w:tc>
@@ -1206,50 +1973,101 @@
               <w:spacing w:before="60" w:after="60"/>
             </w:pPr>
             <w:r>
-              <w:t>1. User navigates to the system login page.</w:t>
-            </w:r>
-          </w:p>
-          <w:p>
-            <w:pPr>
-              <w:spacing w:before="60" w:after="60"/>
-            </w:pPr>
-            <w:r>
-              <w:t>2. User enters their username and password.</w:t>
-            </w:r>
-          </w:p>
-          <w:p>
-            <w:pPr>
-              <w:spacing w:before="60" w:after="60"/>
-            </w:pPr>
-            <w:r>
-              <w:t>3. System validates the credentials against stored records.</w:t>
-            </w:r>
-          </w:p>
-          <w:p>
-            <w:pPr>
-              <w:spacing w:before="60" w:after="60"/>
-            </w:pPr>
-            <w:r>
-              <w:t>4. System generates a secure session token upon successful validation.</w:t>
-            </w:r>
-          </w:p>
-          <w:p>
-            <w:pPr>
-              <w:spacing w:before="60" w:after="60"/>
-            </w:pPr>
-            <w:r>
-              <w:t>5. User is granted access and redirected to the appropriate dashboard.</w:t>
+              <w:t>The user is authenticated and redirected to their role-specific dashboard.</w:t>
             </w:r>
           </w:p>
         </w:tc>
       </w:tr>
       <w:tr>
-        <w:tblPrEx>
-          <w:tblCellMar>
-            <w:top w:w="0" w:type="dxa"/>
-            <w:bottom w:w="0" w:type="dxa"/>
-          </w:tblCellMar>
-        </w:tblPrEx>
+        <w:tc>
+          <w:tcPr>
+            <w:tcW w:w="2200" w:type="dxa"/>
+            <w:tcBorders>
+              <w:top w:val="single" w:sz="8" w:space="0" w:color="000000"/>
+              <w:left w:val="single" w:sz="8" w:space="0" w:color="000000"/>
+              <w:bottom w:val="single" w:sz="8" w:space="0" w:color="000000"/>
+              <w:right w:val="single" w:sz="8" w:space="0" w:color="000000"/>
+            </w:tcBorders>
+            <w:shd w:val="clear" w:color="auto" w:fill="D9D9D9"/>
+            <w:tcMar>
+              <w:top w:w="80" w:type="dxa"/>
+              <w:left w:w="120" w:type="dxa"/>
+              <w:bottom w:w="80" w:type="dxa"/>
+              <w:right w:w="120" w:type="dxa"/>
+            </w:tcMar>
+          </w:tcPr>
+          <w:p>
+            <w:pPr>
+              <w:spacing w:before="60" w:after="60"/>
+            </w:pPr>
+            <w:r>
+              <w:rPr>
+                <w:b/>
+                <w:bCs/>
+              </w:rPr>
+              <w:t>Main Flow</w:t>
+            </w:r>
+          </w:p>
+        </w:tc>
+        <w:tc>
+          <w:tcPr>
+            <w:tcW w:w="7160" w:type="dxa"/>
+            <w:tcBorders>
+              <w:top w:val="single" w:sz="8" w:space="0" w:color="000000"/>
+              <w:left w:val="single" w:sz="8" w:space="0" w:color="000000"/>
+              <w:bottom w:val="single" w:sz="8" w:space="0" w:color="000000"/>
+              <w:right w:val="single" w:sz="8" w:space="0" w:color="000000"/>
+            </w:tcBorders>
+            <w:tcMar>
+              <w:top w:w="80" w:type="dxa"/>
+              <w:left w:w="120" w:type="dxa"/>
+              <w:bottom w:w="80" w:type="dxa"/>
+              <w:right w:w="120" w:type="dxa"/>
+            </w:tcMar>
+          </w:tcPr>
+          <w:p>
+            <w:pPr>
+              <w:spacing w:before="60" w:after="60"/>
+            </w:pPr>
+            <w:r>
+              <w:t>1. User navigates to the system login page.</w:t>
+            </w:r>
+          </w:p>
+          <w:p>
+            <w:pPr>
+              <w:spacing w:before="60" w:after="60"/>
+            </w:pPr>
+            <w:r>
+              <w:t>2. User enters their username and password.</w:t>
+            </w:r>
+          </w:p>
+          <w:p>
+            <w:pPr>
+              <w:spacing w:before="60" w:after="60"/>
+            </w:pPr>
+            <w:r>
+              <w:t>3. System validates the credentials against stored records.</w:t>
+            </w:r>
+          </w:p>
+          <w:p>
+            <w:pPr>
+              <w:spacing w:before="60" w:after="60"/>
+            </w:pPr>
+            <w:r>
+              <w:t>4. System generates a secure session token upon successful validation.</w:t>
+            </w:r>
+          </w:p>
+          <w:p>
+            <w:pPr>
+              <w:spacing w:before="60" w:after="60"/>
+            </w:pPr>
+            <w:r>
+              <w:t>5. User is granted access and redirected to the appropriate dashboard.</w:t>
+            </w:r>
+          </w:p>
+        </w:tc>
+      </w:tr>
+      <w:tr>
         <w:tc>
           <w:tcPr>
             <w:tcW w:w="2200" w:type="dxa"/>
@@ -1347,12 +2165,6 @@
         <w:gridCol w:w="7160"/>
       </w:tblGrid>
       <w:tr>
-        <w:tblPrEx>
-          <w:tblCellMar>
-            <w:top w:w="0" w:type="dxa"/>
-            <w:bottom w:w="0" w:type="dxa"/>
-          </w:tblCellMar>
-        </w:tblPrEx>
         <w:tc>
           <w:tcPr>
             <w:tcW w:w="2200" w:type="dxa"/>
@@ -1410,12 +2222,6 @@
         </w:tc>
       </w:tr>
       <w:tr>
-        <w:tblPrEx>
-          <w:tblCellMar>
-            <w:top w:w="0" w:type="dxa"/>
-            <w:bottom w:w="0" w:type="dxa"/>
-          </w:tblCellMar>
-        </w:tblPrEx>
         <w:tc>
           <w:tcPr>
             <w:tcW w:w="2200" w:type="dxa"/>
@@ -1473,12 +2279,6 @@
         </w:tc>
       </w:tr>
       <w:tr>
-        <w:tblPrEx>
-          <w:tblCellMar>
-            <w:top w:w="0" w:type="dxa"/>
-            <w:bottom w:w="0" w:type="dxa"/>
-          </w:tblCellMar>
-        </w:tblPrEx>
         <w:tc>
           <w:tcPr>
             <w:tcW w:w="2200" w:type="dxa"/>
@@ -1536,12 +2336,6 @@
         </w:tc>
       </w:tr>
       <w:tr>
-        <w:tblPrEx>
-          <w:tblCellMar>
-            <w:top w:w="0" w:type="dxa"/>
-            <w:bottom w:w="0" w:type="dxa"/>
-          </w:tblCellMar>
-        </w:tblPrEx>
         <w:tc>
           <w:tcPr>
             <w:tcW w:w="2200" w:type="dxa"/>
@@ -1599,12 +2393,6 @@
         </w:tc>
       </w:tr>
       <w:tr>
-        <w:tblPrEx>
-          <w:tblCellMar>
-            <w:top w:w="0" w:type="dxa"/>
-            <w:bottom w:w="0" w:type="dxa"/>
-          </w:tblCellMar>
-        </w:tblPrEx>
         <w:tc>
           <w:tcPr>
             <w:tcW w:w="2200" w:type="dxa"/>
@@ -1694,12 +2482,6 @@
         </w:tc>
       </w:tr>
       <w:tr>
-        <w:tblPrEx>
-          <w:tblCellMar>
-            <w:top w:w="0" w:type="dxa"/>
-            <w:bottom w:w="0" w:type="dxa"/>
-          </w:tblCellMar>
-        </w:tblPrEx>
         <w:tc>
           <w:tcPr>
             <w:tcW w:w="2200" w:type="dxa"/>
@@ -1797,12 +2579,6 @@
         <w:gridCol w:w="7160"/>
       </w:tblGrid>
       <w:tr>
-        <w:tblPrEx>
-          <w:tblCellMar>
-            <w:top w:w="0" w:type="dxa"/>
-            <w:bottom w:w="0" w:type="dxa"/>
-          </w:tblCellMar>
-        </w:tblPrEx>
         <w:tc>
           <w:tcPr>
             <w:tcW w:w="2200" w:type="dxa"/>
@@ -1860,12 +2636,6 @@
         </w:tc>
       </w:tr>
       <w:tr>
-        <w:tblPrEx>
-          <w:tblCellMar>
-            <w:top w:w="0" w:type="dxa"/>
-            <w:bottom w:w="0" w:type="dxa"/>
-          </w:tblCellMar>
-        </w:tblPrEx>
         <w:tc>
           <w:tcPr>
             <w:tcW w:w="2200" w:type="dxa"/>
@@ -1923,75 +2693,6 @@
         </w:tc>
       </w:tr>
       <w:tr>
-        <w:tblPrEx>
-          <w:tblCellMar>
-            <w:top w:w="0" w:type="dxa"/>
-            <w:bottom w:w="0" w:type="dxa"/>
-          </w:tblCellMar>
-        </w:tblPrEx>
-        <w:tc>
-          <w:tcPr>
-            <w:tcW w:w="2200" w:type="dxa"/>
-            <w:tcBorders>
-              <w:top w:val="single" w:sz="8" w:space="0" w:color="000000"/>
-              <w:left w:val="single" w:sz="8" w:space="0" w:color="000000"/>
-              <w:bottom w:val="single" w:sz="8" w:space="0" w:color="000000"/>
-              <w:right w:val="single" w:sz="8" w:space="0" w:color="000000"/>
-            </w:tcBorders>
-            <w:shd w:val="clear" w:color="auto" w:fill="D9D9D9"/>
-            <w:tcMar>
-              <w:top w:w="80" w:type="dxa"/>
-              <w:left w:w="120" w:type="dxa"/>
-              <w:bottom w:w="80" w:type="dxa"/>
-              <w:right w:w="120" w:type="dxa"/>
-            </w:tcMar>
-          </w:tcPr>
-          <w:p>
-            <w:pPr>
-              <w:spacing w:before="60" w:after="60"/>
-            </w:pPr>
-            <w:r>
-              <w:rPr>
-                <w:b/>
-                <w:bCs/>
-              </w:rPr>
-              <w:t>Precondition</w:t>
-            </w:r>
-          </w:p>
-        </w:tc>
-        <w:tc>
-          <w:tcPr>
-            <w:tcW w:w="7160" w:type="dxa"/>
-            <w:tcBorders>
-              <w:top w:val="single" w:sz="8" w:space="0" w:color="000000"/>
-              <w:left w:val="single" w:sz="8" w:space="0" w:color="000000"/>
-              <w:bottom w:val="single" w:sz="8" w:space="0" w:color="000000"/>
-              <w:right w:val="single" w:sz="8" w:space="0" w:color="000000"/>
-            </w:tcBorders>
-            <w:tcMar>
-              <w:top w:w="80" w:type="dxa"/>
-              <w:left w:w="120" w:type="dxa"/>
-              <w:bottom w:w="80" w:type="dxa"/>
-              <w:right w:w="120" w:type="dxa"/>
-            </w:tcMar>
-          </w:tcPr>
-          <w:p>
-            <w:pPr>
-              <w:spacing w:before="60" w:after="60"/>
-            </w:pPr>
-            <w:r>
-              <w:t>The Administrator is logged in and has a valid log file available for upload.</w:t>
-            </w:r>
-          </w:p>
-        </w:tc>
-      </w:tr>
-      <w:tr>
-        <w:tblPrEx>
-          <w:tblCellMar>
-            <w:top w:w="0" w:type="dxa"/>
-            <w:bottom w:w="0" w:type="dxa"/>
-          </w:tblCellMar>
-        </w:tblPrEx>
         <w:tc>
           <w:tcPr>
             <w:tcW w:w="2200" w:type="dxa"/>
@@ -2019,7 +2720,7 @@
                 <w:bCs/>
               </w:rPr>
               <w:lastRenderedPageBreak/>
-              <w:t>Postcondition</w:t>
+              <w:t>Precondition</w:t>
             </w:r>
           </w:p>
         </w:tc>
@@ -2044,18 +2745,69 @@
               <w:spacing w:before="60" w:after="60"/>
             </w:pPr>
             <w:r>
-              <w:t>The log file is validated, stored in the database, and queued for preprocessing.</w:t>
+              <w:t>The Administrator is logged in and has a valid log file available for upload.</w:t>
             </w:r>
           </w:p>
         </w:tc>
       </w:tr>
       <w:tr>
-        <w:tblPrEx>
-          <w:tblCellMar>
-            <w:top w:w="0" w:type="dxa"/>
-            <w:bottom w:w="0" w:type="dxa"/>
-          </w:tblCellMar>
-        </w:tblPrEx>
+        <w:tc>
+          <w:tcPr>
+            <w:tcW w:w="2200" w:type="dxa"/>
+            <w:tcBorders>
+              <w:top w:val="single" w:sz="8" w:space="0" w:color="000000"/>
+              <w:left w:val="single" w:sz="8" w:space="0" w:color="000000"/>
+              <w:bottom w:val="single" w:sz="8" w:space="0" w:color="000000"/>
+              <w:right w:val="single" w:sz="8" w:space="0" w:color="000000"/>
+            </w:tcBorders>
+            <w:shd w:val="clear" w:color="auto" w:fill="D9D9D9"/>
+            <w:tcMar>
+              <w:top w:w="80" w:type="dxa"/>
+              <w:left w:w="120" w:type="dxa"/>
+              <w:bottom w:w="80" w:type="dxa"/>
+              <w:right w:w="120" w:type="dxa"/>
+            </w:tcMar>
+          </w:tcPr>
+          <w:p>
+            <w:pPr>
+              <w:spacing w:before="60" w:after="60"/>
+            </w:pPr>
+            <w:r>
+              <w:rPr>
+                <w:b/>
+                <w:bCs/>
+              </w:rPr>
+              <w:t>Postcondition</w:t>
+            </w:r>
+          </w:p>
+        </w:tc>
+        <w:tc>
+          <w:tcPr>
+            <w:tcW w:w="7160" w:type="dxa"/>
+            <w:tcBorders>
+              <w:top w:val="single" w:sz="8" w:space="0" w:color="000000"/>
+              <w:left w:val="single" w:sz="8" w:space="0" w:color="000000"/>
+              <w:bottom w:val="single" w:sz="8" w:space="0" w:color="000000"/>
+              <w:right w:val="single" w:sz="8" w:space="0" w:color="000000"/>
+            </w:tcBorders>
+            <w:tcMar>
+              <w:top w:w="80" w:type="dxa"/>
+              <w:left w:w="120" w:type="dxa"/>
+              <w:bottom w:w="80" w:type="dxa"/>
+              <w:right w:w="120" w:type="dxa"/>
+            </w:tcMar>
+          </w:tcPr>
+          <w:p>
+            <w:pPr>
+              <w:spacing w:before="60" w:after="60"/>
+            </w:pPr>
+            <w:r>
+              <w:t>The log file is validated, stored in the database, and queued for preprocessing.</w:t>
+            </w:r>
+          </w:p>
+        </w:tc>
+      </w:tr>
+      <w:tr>
         <w:tc>
           <w:tcPr>
             <w:tcW w:w="2200" w:type="dxa"/>
@@ -2145,12 +2897,6 @@
         </w:tc>
       </w:tr>
       <w:tr>
-        <w:tblPrEx>
-          <w:tblCellMar>
-            <w:top w:w="0" w:type="dxa"/>
-            <w:bottom w:w="0" w:type="dxa"/>
-          </w:tblCellMar>
-        </w:tblPrEx>
         <w:tc>
           <w:tcPr>
             <w:tcW w:w="2200" w:type="dxa"/>
@@ -2248,12 +2994,6 @@
         <w:gridCol w:w="7160"/>
       </w:tblGrid>
       <w:tr>
-        <w:tblPrEx>
-          <w:tblCellMar>
-            <w:top w:w="0" w:type="dxa"/>
-            <w:bottom w:w="0" w:type="dxa"/>
-          </w:tblCellMar>
-        </w:tblPrEx>
         <w:tc>
           <w:tcPr>
             <w:tcW w:w="2200" w:type="dxa"/>
@@ -2311,12 +3051,6 @@
         </w:tc>
       </w:tr>
       <w:tr>
-        <w:tblPrEx>
-          <w:tblCellMar>
-            <w:top w:w="0" w:type="dxa"/>
-            <w:bottom w:w="0" w:type="dxa"/>
-          </w:tblCellMar>
-        </w:tblPrEx>
         <w:tc>
           <w:tcPr>
             <w:tcW w:w="2200" w:type="dxa"/>
@@ -2374,12 +3108,6 @@
         </w:tc>
       </w:tr>
       <w:tr>
-        <w:tblPrEx>
-          <w:tblCellMar>
-            <w:top w:w="0" w:type="dxa"/>
-            <w:bottom w:w="0" w:type="dxa"/>
-          </w:tblCellMar>
-        </w:tblPrEx>
         <w:tc>
           <w:tcPr>
             <w:tcW w:w="2200" w:type="dxa"/>
@@ -2437,12 +3165,6 @@
         </w:tc>
       </w:tr>
       <w:tr>
-        <w:tblPrEx>
-          <w:tblCellMar>
-            <w:top w:w="0" w:type="dxa"/>
-            <w:bottom w:w="0" w:type="dxa"/>
-          </w:tblCellMar>
-        </w:tblPrEx>
         <w:tc>
           <w:tcPr>
             <w:tcW w:w="2200" w:type="dxa"/>
@@ -2500,12 +3222,6 @@
         </w:tc>
       </w:tr>
       <w:tr>
-        <w:tblPrEx>
-          <w:tblCellMar>
-            <w:top w:w="0" w:type="dxa"/>
-            <w:bottom w:w="0" w:type="dxa"/>
-          </w:tblCellMar>
-        </w:tblPrEx>
         <w:tc>
           <w:tcPr>
             <w:tcW w:w="2200" w:type="dxa"/>
@@ -2603,12 +3319,6 @@
         </w:tc>
       </w:tr>
       <w:tr>
-        <w:tblPrEx>
-          <w:tblCellMar>
-            <w:top w:w="0" w:type="dxa"/>
-            <w:bottom w:w="0" w:type="dxa"/>
-          </w:tblCellMar>
-        </w:tblPrEx>
         <w:tc>
           <w:tcPr>
             <w:tcW w:w="2200" w:type="dxa"/>
@@ -2707,12 +3417,6 @@
         <w:gridCol w:w="7160"/>
       </w:tblGrid>
       <w:tr>
-        <w:tblPrEx>
-          <w:tblCellMar>
-            <w:top w:w="0" w:type="dxa"/>
-            <w:bottom w:w="0" w:type="dxa"/>
-          </w:tblCellMar>
-        </w:tblPrEx>
         <w:tc>
           <w:tcPr>
             <w:tcW w:w="2200" w:type="dxa"/>
@@ -2770,12 +3474,6 @@
         </w:tc>
       </w:tr>
       <w:tr>
-        <w:tblPrEx>
-          <w:tblCellMar>
-            <w:top w:w="0" w:type="dxa"/>
-            <w:bottom w:w="0" w:type="dxa"/>
-          </w:tblCellMar>
-        </w:tblPrEx>
         <w:tc>
           <w:tcPr>
             <w:tcW w:w="2200" w:type="dxa"/>
@@ -2833,12 +3531,6 @@
         </w:tc>
       </w:tr>
       <w:tr>
-        <w:tblPrEx>
-          <w:tblCellMar>
-            <w:top w:w="0" w:type="dxa"/>
-            <w:bottom w:w="0" w:type="dxa"/>
-          </w:tblCellMar>
-        </w:tblPrEx>
         <w:tc>
           <w:tcPr>
             <w:tcW w:w="2200" w:type="dxa"/>
@@ -2902,12 +3594,6 @@
         </w:tc>
       </w:tr>
       <w:tr>
-        <w:tblPrEx>
-          <w:tblCellMar>
-            <w:top w:w="0" w:type="dxa"/>
-            <w:bottom w:w="0" w:type="dxa"/>
-          </w:tblCellMar>
-        </w:tblPrEx>
         <w:tc>
           <w:tcPr>
             <w:tcW w:w="2200" w:type="dxa"/>
@@ -2965,12 +3651,6 @@
         </w:tc>
       </w:tr>
       <w:tr>
-        <w:tblPrEx>
-          <w:tblCellMar>
-            <w:top w:w="0" w:type="dxa"/>
-            <w:bottom w:w="0" w:type="dxa"/>
-          </w:tblCellMar>
-        </w:tblPrEx>
         <w:tc>
           <w:tcPr>
             <w:tcW w:w="2200" w:type="dxa"/>
@@ -3068,12 +3748,6 @@
         </w:tc>
       </w:tr>
       <w:tr>
-        <w:tblPrEx>
-          <w:tblCellMar>
-            <w:top w:w="0" w:type="dxa"/>
-            <w:bottom w:w="0" w:type="dxa"/>
-          </w:tblCellMar>
-        </w:tblPrEx>
         <w:tc>
           <w:tcPr>
             <w:tcW w:w="2200" w:type="dxa"/>
@@ -3171,12 +3845,6 @@
         <w:gridCol w:w="7160"/>
       </w:tblGrid>
       <w:tr>
-        <w:tblPrEx>
-          <w:tblCellMar>
-            <w:top w:w="0" w:type="dxa"/>
-            <w:bottom w:w="0" w:type="dxa"/>
-          </w:tblCellMar>
-        </w:tblPrEx>
         <w:tc>
           <w:tcPr>
             <w:tcW w:w="2200" w:type="dxa"/>
@@ -3234,12 +3902,6 @@
         </w:tc>
       </w:tr>
       <w:tr>
-        <w:tblPrEx>
-          <w:tblCellMar>
-            <w:top w:w="0" w:type="dxa"/>
-            <w:bottom w:w="0" w:type="dxa"/>
-          </w:tblCellMar>
-        </w:tblPrEx>
         <w:tc>
           <w:tcPr>
             <w:tcW w:w="2200" w:type="dxa"/>
@@ -3297,12 +3959,6 @@
         </w:tc>
       </w:tr>
       <w:tr>
-        <w:tblPrEx>
-          <w:tblCellMar>
-            <w:top w:w="0" w:type="dxa"/>
-            <w:bottom w:w="0" w:type="dxa"/>
-          </w:tblCellMar>
-        </w:tblPrEx>
         <w:tc>
           <w:tcPr>
             <w:tcW w:w="2200" w:type="dxa"/>
@@ -3360,12 +4016,6 @@
         </w:tc>
       </w:tr>
       <w:tr>
-        <w:tblPrEx>
-          <w:tblCellMar>
-            <w:top w:w="0" w:type="dxa"/>
-            <w:bottom w:w="0" w:type="dxa"/>
-          </w:tblCellMar>
-        </w:tblPrEx>
         <w:tc>
           <w:tcPr>
             <w:tcW w:w="2200" w:type="dxa"/>
@@ -3423,12 +4073,6 @@
         </w:tc>
       </w:tr>
       <w:tr>
-        <w:tblPrEx>
-          <w:tblCellMar>
-            <w:top w:w="0" w:type="dxa"/>
-            <w:bottom w:w="0" w:type="dxa"/>
-          </w:tblCellMar>
-        </w:tblPrEx>
         <w:tc>
           <w:tcPr>
             <w:tcW w:w="2200" w:type="dxa"/>
@@ -3519,12 +4163,6 @@
         </w:tc>
       </w:tr>
       <w:tr>
-        <w:tblPrEx>
-          <w:tblCellMar>
-            <w:top w:w="0" w:type="dxa"/>
-            <w:bottom w:w="0" w:type="dxa"/>
-          </w:tblCellMar>
-        </w:tblPrEx>
         <w:tc>
           <w:tcPr>
             <w:tcW w:w="2200" w:type="dxa"/>
@@ -3622,12 +4260,6 @@
         <w:gridCol w:w="7160"/>
       </w:tblGrid>
       <w:tr>
-        <w:tblPrEx>
-          <w:tblCellMar>
-            <w:top w:w="0" w:type="dxa"/>
-            <w:bottom w:w="0" w:type="dxa"/>
-          </w:tblCellMar>
-        </w:tblPrEx>
         <w:tc>
           <w:tcPr>
             <w:tcW w:w="2200" w:type="dxa"/>
@@ -3685,12 +4317,6 @@
         </w:tc>
       </w:tr>
       <w:tr>
-        <w:tblPrEx>
-          <w:tblCellMar>
-            <w:top w:w="0" w:type="dxa"/>
-            <w:bottom w:w="0" w:type="dxa"/>
-          </w:tblCellMar>
-        </w:tblPrEx>
         <w:tc>
           <w:tcPr>
             <w:tcW w:w="2200" w:type="dxa"/>
@@ -3748,12 +4374,6 @@
         </w:tc>
       </w:tr>
       <w:tr>
-        <w:tblPrEx>
-          <w:tblCellMar>
-            <w:top w:w="0" w:type="dxa"/>
-            <w:bottom w:w="0" w:type="dxa"/>
-          </w:tblCellMar>
-        </w:tblPrEx>
         <w:tc>
           <w:tcPr>
             <w:tcW w:w="2200" w:type="dxa"/>
@@ -3817,12 +4437,6 @@
         </w:tc>
       </w:tr>
       <w:tr>
-        <w:tblPrEx>
-          <w:tblCellMar>
-            <w:top w:w="0" w:type="dxa"/>
-            <w:bottom w:w="0" w:type="dxa"/>
-          </w:tblCellMar>
-        </w:tblPrEx>
         <w:tc>
           <w:tcPr>
             <w:tcW w:w="2200" w:type="dxa"/>
@@ -3880,12 +4494,6 @@
         </w:tc>
       </w:tr>
       <w:tr>
-        <w:tblPrEx>
-          <w:tblCellMar>
-            <w:top w:w="0" w:type="dxa"/>
-            <w:bottom w:w="0" w:type="dxa"/>
-          </w:tblCellMar>
-        </w:tblPrEx>
         <w:tc>
           <w:tcPr>
             <w:tcW w:w="2200" w:type="dxa"/>
@@ -3975,12 +4583,6 @@
         </w:tc>
       </w:tr>
       <w:tr>
-        <w:tblPrEx>
-          <w:tblCellMar>
-            <w:top w:w="0" w:type="dxa"/>
-            <w:bottom w:w="0" w:type="dxa"/>
-          </w:tblCellMar>
-        </w:tblPrEx>
         <w:tc>
           <w:tcPr>
             <w:tcW w:w="2200" w:type="dxa"/>
@@ -4045,6 +4647,11 @@
     </w:p>
     <w:p>
       <w:pPr>
+        <w:spacing w:before="60" w:after="60"/>
+      </w:pPr>
+    </w:p>
+    <w:p>
+      <w:pPr>
         <w:spacing w:before="200" w:after="80"/>
       </w:pPr>
       <w:r>
@@ -4053,6 +4660,7 @@
           <w:bCs/>
           <w:u w:val="single"/>
         </w:rPr>
+        <w:lastRenderedPageBreak/>
         <w:t>Functional Requirement 9: Dashboard Visualization</w:t>
       </w:r>
     </w:p>
@@ -4078,12 +4686,6 @@
         <w:gridCol w:w="7160"/>
       </w:tblGrid>
       <w:tr>
-        <w:tblPrEx>
-          <w:tblCellMar>
-            <w:top w:w="0" w:type="dxa"/>
-            <w:bottom w:w="0" w:type="dxa"/>
-          </w:tblCellMar>
-        </w:tblPrEx>
         <w:tc>
           <w:tcPr>
             <w:tcW w:w="2200" w:type="dxa"/>
@@ -4110,7 +4712,6 @@
                 <w:b/>
                 <w:bCs/>
               </w:rPr>
-              <w:lastRenderedPageBreak/>
               <w:t>Use Case Name</w:t>
             </w:r>
           </w:p>
@@ -4142,12 +4743,6 @@
         </w:tc>
       </w:tr>
       <w:tr>
-        <w:tblPrEx>
-          <w:tblCellMar>
-            <w:top w:w="0" w:type="dxa"/>
-            <w:bottom w:w="0" w:type="dxa"/>
-          </w:tblCellMar>
-        </w:tblPrEx>
         <w:tc>
           <w:tcPr>
             <w:tcW w:w="2200" w:type="dxa"/>
@@ -4205,12 +4800,6 @@
         </w:tc>
       </w:tr>
       <w:tr>
-        <w:tblPrEx>
-          <w:tblCellMar>
-            <w:top w:w="0" w:type="dxa"/>
-            <w:bottom w:w="0" w:type="dxa"/>
-          </w:tblCellMar>
-        </w:tblPrEx>
         <w:tc>
           <w:tcPr>
             <w:tcW w:w="2200" w:type="dxa"/>
@@ -4274,12 +4863,6 @@
         </w:tc>
       </w:tr>
       <w:tr>
-        <w:tblPrEx>
-          <w:tblCellMar>
-            <w:top w:w="0" w:type="dxa"/>
-            <w:bottom w:w="0" w:type="dxa"/>
-          </w:tblCellMar>
-        </w:tblPrEx>
         <w:tc>
           <w:tcPr>
             <w:tcW w:w="2200" w:type="dxa"/>
@@ -4337,12 +4920,6 @@
         </w:tc>
       </w:tr>
       <w:tr>
-        <w:tblPrEx>
-          <w:tblCellMar>
-            <w:top w:w="0" w:type="dxa"/>
-            <w:bottom w:w="0" w:type="dxa"/>
-          </w:tblCellMar>
-        </w:tblPrEx>
         <w:tc>
           <w:tcPr>
             <w:tcW w:w="2200" w:type="dxa"/>
@@ -4432,12 +5009,6 @@
         </w:tc>
       </w:tr>
       <w:tr>
-        <w:tblPrEx>
-          <w:tblCellMar>
-            <w:top w:w="0" w:type="dxa"/>
-            <w:bottom w:w="0" w:type="dxa"/>
-          </w:tblCellMar>
-        </w:tblPrEx>
         <w:tc>
           <w:tcPr>
             <w:tcW w:w="2200" w:type="dxa"/>
@@ -4535,12 +5106,6 @@
         <w:gridCol w:w="7160"/>
       </w:tblGrid>
       <w:tr>
-        <w:tblPrEx>
-          <w:tblCellMar>
-            <w:top w:w="0" w:type="dxa"/>
-            <w:bottom w:w="0" w:type="dxa"/>
-          </w:tblCellMar>
-        </w:tblPrEx>
         <w:tc>
           <w:tcPr>
             <w:tcW w:w="2200" w:type="dxa"/>
@@ -4598,12 +5163,6 @@
         </w:tc>
       </w:tr>
       <w:tr>
-        <w:tblPrEx>
-          <w:tblCellMar>
-            <w:top w:w="0" w:type="dxa"/>
-            <w:bottom w:w="0" w:type="dxa"/>
-          </w:tblCellMar>
-        </w:tblPrEx>
         <w:tc>
           <w:tcPr>
             <w:tcW w:w="2200" w:type="dxa"/>
@@ -4661,12 +5220,6 @@
         </w:tc>
       </w:tr>
       <w:tr>
-        <w:tblPrEx>
-          <w:tblCellMar>
-            <w:top w:w="0" w:type="dxa"/>
-            <w:bottom w:w="0" w:type="dxa"/>
-          </w:tblCellMar>
-        </w:tblPrEx>
         <w:tc>
           <w:tcPr>
             <w:tcW w:w="2200" w:type="dxa"/>
@@ -4732,12 +5285,6 @@
         </w:tc>
       </w:tr>
       <w:tr>
-        <w:tblPrEx>
-          <w:tblCellMar>
-            <w:top w:w="0" w:type="dxa"/>
-            <w:bottom w:w="0" w:type="dxa"/>
-          </w:tblCellMar>
-        </w:tblPrEx>
         <w:tc>
           <w:tcPr>
             <w:tcW w:w="2200" w:type="dxa"/>
@@ -4795,12 +5342,6 @@
         </w:tc>
       </w:tr>
       <w:tr>
-        <w:tblPrEx>
-          <w:tblCellMar>
-            <w:top w:w="0" w:type="dxa"/>
-            <w:bottom w:w="0" w:type="dxa"/>
-          </w:tblCellMar>
-        </w:tblPrEx>
         <w:tc>
           <w:tcPr>
             <w:tcW w:w="2200" w:type="dxa"/>
@@ -4899,12 +5440,6 @@
         </w:tc>
       </w:tr>
       <w:tr>
-        <w:tblPrEx>
-          <w:tblCellMar>
-            <w:top w:w="0" w:type="dxa"/>
-            <w:bottom w:w="0" w:type="dxa"/>
-          </w:tblCellMar>
-        </w:tblPrEx>
         <w:tc>
           <w:tcPr>
             <w:tcW w:w="2200" w:type="dxa"/>
@@ -4985,10 +5520,28 @@
         <w:rPr>
           <w:b/>
           <w:bCs/>
-          <w:sz w:val="26"/>
-          <w:szCs w:val="26"/>
-        </w:rPr>
-      </w:pPr>
+          <w:sz w:val="32"/>
+          <w:szCs w:val="32"/>
+        </w:rPr>
+      </w:pPr>
+      <w:r>
+        <w:rPr>
+          <w:b/>
+          <w:bCs/>
+          <w:sz w:val="32"/>
+          <w:szCs w:val="32"/>
+        </w:rPr>
+        <w:t>2</w:t>
+      </w:r>
+      <w:r>
+        <w:rPr>
+          <w:b/>
+          <w:bCs/>
+          <w:sz w:val="32"/>
+          <w:szCs w:val="32"/>
+        </w:rPr>
+        <w:t xml:space="preserve"> Non-Functional Requirement</w:t>
+      </w:r>
     </w:p>
     <w:p>
       <w:pPr>
@@ -5004,6 +5557,715 @@
     <w:p>
       <w:pPr>
         <w:spacing w:before="60" w:after="60"/>
+        <w:jc w:val="both"/>
+        <w:rPr>
+          <w:b/>
+          <w:bCs/>
+        </w:rPr>
+      </w:pPr>
+      <w:r>
+        <w:rPr>
+          <w:b/>
+          <w:bCs/>
+        </w:rPr>
+        <w:t>1. Non-Functional Requirement for User Registration</w:t>
+      </w:r>
+    </w:p>
+    <w:p>
+      <w:pPr>
+        <w:spacing w:before="60" w:after="60"/>
+        <w:jc w:val="both"/>
+        <w:rPr>
+          <w:b/>
+          <w:bCs/>
+        </w:rPr>
+      </w:pPr>
+      <w:r>
+        <w:rPr>
+          <w:b/>
+          <w:bCs/>
+        </w:rPr>
+        <w:t>Related Functional Requirement: User Registration</w:t>
+      </w:r>
+    </w:p>
+    <w:p>
+      <w:pPr>
+        <w:tabs>
+          <w:tab w:val="num" w:pos="720"/>
+        </w:tabs>
+        <w:spacing w:before="60" w:after="60"/>
+        <w:ind w:left="360"/>
+        <w:jc w:val="both"/>
+      </w:pPr>
+      <w:r>
+        <w:t>The system must ensure that all data entered during account creation is validated and sanitized before being stored.</w:t>
+      </w:r>
+      <w:r>
+        <w:t xml:space="preserve"> </w:t>
+      </w:r>
+      <w:r>
+        <w:t>User registration communication shall occur over secure encrypted channels to protect sensitive information.</w:t>
+      </w:r>
+    </w:p>
+    <w:p>
+      <w:pPr>
+        <w:spacing w:before="60" w:after="60"/>
+        <w:jc w:val="both"/>
+        <w:rPr>
+          <w:b/>
+          <w:bCs/>
+        </w:rPr>
+      </w:pPr>
+    </w:p>
+    <w:p>
+      <w:pPr>
+        <w:spacing w:before="60" w:after="60"/>
+        <w:jc w:val="both"/>
+        <w:rPr>
+          <w:b/>
+          <w:bCs/>
+        </w:rPr>
+      </w:pPr>
+      <w:r>
+        <w:rPr>
+          <w:b/>
+          <w:bCs/>
+        </w:rPr>
+        <w:t>2. Non-Functional Requirement for User Authentication</w:t>
+      </w:r>
+    </w:p>
+    <w:p>
+      <w:pPr>
+        <w:spacing w:before="60" w:after="60"/>
+        <w:jc w:val="both"/>
+        <w:rPr>
+          <w:b/>
+          <w:bCs/>
+        </w:rPr>
+      </w:pPr>
+      <w:r>
+        <w:rPr>
+          <w:b/>
+          <w:bCs/>
+        </w:rPr>
+        <w:t>Related Functional Requirement: User Authentication</w:t>
+      </w:r>
+    </w:p>
+    <w:p>
+      <w:pPr>
+        <w:tabs>
+          <w:tab w:val="num" w:pos="720"/>
+        </w:tabs>
+        <w:spacing w:before="60" w:after="60"/>
+        <w:jc w:val="both"/>
+      </w:pPr>
+      <w:r>
+        <w:t xml:space="preserve">User credentials must be stored using secure password hashing mechanisms rather than plain </w:t>
+      </w:r>
+      <w:r>
+        <w:t>text. The</w:t>
+      </w:r>
+      <w:r>
+        <w:t xml:space="preserve"> login process should verify credentials quickly and efficiently to provide </w:t>
+      </w:r>
+      <w:r>
+        <w:t>smooth</w:t>
+      </w:r>
+      <w:r>
+        <w:t xml:space="preserve"> user experience.</w:t>
+      </w:r>
+    </w:p>
+    <w:p>
+      <w:pPr>
+        <w:tabs>
+          <w:tab w:val="num" w:pos="720"/>
+        </w:tabs>
+        <w:spacing w:before="60" w:after="60"/>
+        <w:jc w:val="both"/>
+      </w:pPr>
+    </w:p>
+    <w:p>
+      <w:pPr>
+        <w:spacing w:before="60" w:after="60"/>
+        <w:jc w:val="both"/>
+        <w:rPr>
+          <w:b/>
+          <w:bCs/>
+        </w:rPr>
+      </w:pPr>
+      <w:r>
+        <w:rPr>
+          <w:b/>
+          <w:bCs/>
+        </w:rPr>
+        <w:t>3. Non-Functional Requirement for Role-Based Access Control</w:t>
+      </w:r>
+    </w:p>
+    <w:p>
+      <w:pPr>
+        <w:spacing w:before="60" w:after="60"/>
+        <w:jc w:val="both"/>
+        <w:rPr>
+          <w:b/>
+          <w:bCs/>
+        </w:rPr>
+      </w:pPr>
+      <w:r>
+        <w:rPr>
+          <w:b/>
+          <w:bCs/>
+        </w:rPr>
+        <w:t>Related Functional Requirement: Role-Based Access Control</w:t>
+      </w:r>
+    </w:p>
+    <w:p>
+      <w:pPr>
+        <w:spacing w:before="60" w:after="60"/>
+        <w:jc w:val="both"/>
+      </w:pPr>
+      <w:r>
+        <w:t>The system must enforce strict authorization rules so that users only interact with resources permitted by their assigned roles.</w:t>
+      </w:r>
+      <w:r>
+        <w:t xml:space="preserve"> </w:t>
+      </w:r>
+      <w:r>
+        <w:t>Each request made by a user should be validated against the permission model before granting access.</w:t>
+      </w:r>
+      <w:r>
+        <w:t xml:space="preserve"> </w:t>
+      </w:r>
+      <w:r>
+        <w:t>Any unauthorized access attempt must be recorded for security monitoring purposes.</w:t>
+      </w:r>
+    </w:p>
+    <w:p>
+      <w:pPr>
+        <w:spacing w:before="60" w:after="60"/>
+        <w:jc w:val="both"/>
+        <w:rPr>
+          <w:b/>
+          <w:bCs/>
+        </w:rPr>
+      </w:pPr>
+    </w:p>
+    <w:p>
+      <w:pPr>
+        <w:spacing w:before="60" w:after="60"/>
+        <w:jc w:val="both"/>
+        <w:rPr>
+          <w:b/>
+          <w:bCs/>
+        </w:rPr>
+      </w:pPr>
+      <w:r>
+        <w:rPr>
+          <w:b/>
+          <w:bCs/>
+        </w:rPr>
+        <w:t>4. Non-Functional Requirement for Log File Upload</w:t>
+      </w:r>
+    </w:p>
+    <w:p>
+      <w:pPr>
+        <w:spacing w:before="60" w:after="60"/>
+        <w:jc w:val="both"/>
+        <w:rPr>
+          <w:b/>
+          <w:bCs/>
+        </w:rPr>
+      </w:pPr>
+      <w:r>
+        <w:rPr>
+          <w:b/>
+          <w:bCs/>
+        </w:rPr>
+        <w:t>Related Functional Requirement: Log File Upload</w:t>
+      </w:r>
+    </w:p>
+    <w:p>
+      <w:pPr>
+        <w:spacing w:before="60" w:after="60"/>
+        <w:jc w:val="both"/>
+      </w:pPr>
+      <w:r>
+        <w:t>The system must support reliable uploading of structured log files without data loss.</w:t>
+      </w:r>
+      <w:r>
+        <w:t xml:space="preserve"> </w:t>
+      </w:r>
+      <w:r>
+        <w:t>Uploaded files must be checked to confirm they match supported file formats before processing.</w:t>
+      </w:r>
+      <w:r>
+        <w:t xml:space="preserve"> </w:t>
+      </w:r>
+      <w:r>
+        <w:t>The upload process should maintain system stability even when large files are submitted.</w:t>
+      </w:r>
+    </w:p>
+    <w:p>
+      <w:pPr>
+        <w:spacing w:before="60" w:after="60"/>
+        <w:jc w:val="both"/>
+        <w:rPr>
+          <w:b/>
+          <w:bCs/>
+        </w:rPr>
+      </w:pPr>
+    </w:p>
+    <w:p>
+      <w:pPr>
+        <w:spacing w:before="60" w:after="60"/>
+        <w:jc w:val="both"/>
+        <w:rPr>
+          <w:b/>
+          <w:bCs/>
+        </w:rPr>
+      </w:pPr>
+    </w:p>
+    <w:p>
+      <w:pPr>
+        <w:spacing w:before="60" w:after="60"/>
+        <w:jc w:val="both"/>
+        <w:rPr>
+          <w:b/>
+          <w:bCs/>
+        </w:rPr>
+      </w:pPr>
+    </w:p>
+    <w:p>
+      <w:pPr>
+        <w:spacing w:before="60" w:after="60"/>
+        <w:jc w:val="both"/>
+        <w:rPr>
+          <w:b/>
+          <w:bCs/>
+        </w:rPr>
+      </w:pPr>
+    </w:p>
+    <w:p>
+      <w:pPr>
+        <w:spacing w:before="60" w:after="60"/>
+        <w:jc w:val="both"/>
+        <w:rPr>
+          <w:b/>
+          <w:bCs/>
+        </w:rPr>
+      </w:pPr>
+      <w:r>
+        <w:rPr>
+          <w:b/>
+          <w:bCs/>
+        </w:rPr>
+        <w:lastRenderedPageBreak/>
+        <w:t>5. Non-Functional Requirement for Log Preprocessing</w:t>
+      </w:r>
+    </w:p>
+    <w:p>
+      <w:pPr>
+        <w:spacing w:before="60" w:after="60"/>
+        <w:jc w:val="both"/>
+        <w:rPr>
+          <w:b/>
+          <w:bCs/>
+        </w:rPr>
+      </w:pPr>
+      <w:r>
+        <w:rPr>
+          <w:b/>
+          <w:bCs/>
+        </w:rPr>
+        <w:t>Related Functional Requirement: Log Preprocessing</w:t>
+      </w:r>
+    </w:p>
+    <w:p>
+      <w:pPr>
+        <w:spacing w:before="60" w:after="60"/>
+        <w:jc w:val="both"/>
+      </w:pPr>
+      <w:r>
+        <w:t>Data preprocessing operations should be performed efficiently so that log analysis can begin without significant delay.</w:t>
+      </w:r>
+      <w:r>
+        <w:t xml:space="preserve"> </w:t>
+      </w:r>
+      <w:r>
+        <w:t>The system must preserve data consistency while cleaning and transforming log records.</w:t>
+      </w:r>
+    </w:p>
+    <w:p>
+      <w:pPr>
+        <w:spacing w:before="60" w:after="60"/>
+        <w:jc w:val="both"/>
+        <w:rPr>
+          <w:b/>
+          <w:bCs/>
+        </w:rPr>
+      </w:pPr>
+    </w:p>
+    <w:p>
+      <w:pPr>
+        <w:spacing w:before="60" w:after="60"/>
+        <w:jc w:val="both"/>
+        <w:rPr>
+          <w:b/>
+          <w:bCs/>
+        </w:rPr>
+      </w:pPr>
+      <w:r>
+        <w:rPr>
+          <w:b/>
+          <w:bCs/>
+        </w:rPr>
+        <w:t>6. Non-Functional Requirement for AI-Based Threat Detection</w:t>
+      </w:r>
+    </w:p>
+    <w:p>
+      <w:pPr>
+        <w:spacing w:before="60" w:after="60"/>
+        <w:jc w:val="both"/>
+        <w:rPr>
+          <w:b/>
+          <w:bCs/>
+        </w:rPr>
+      </w:pPr>
+      <w:r>
+        <w:rPr>
+          <w:b/>
+          <w:bCs/>
+        </w:rPr>
+        <w:t>Related Functional Requirement: AI-Based Threat Detection</w:t>
+      </w:r>
+    </w:p>
+    <w:p>
+      <w:pPr>
+        <w:tabs>
+          <w:tab w:val="num" w:pos="720"/>
+        </w:tabs>
+        <w:spacing w:before="60" w:after="60"/>
+        <w:jc w:val="both"/>
+      </w:pPr>
+      <w:r>
+        <w:t>The anomaly detection component must provide reliable analytical results with a high level of detection accuracy.</w:t>
+      </w:r>
+      <w:r>
+        <w:t xml:space="preserve"> T</w:t>
+      </w:r>
+      <w:r>
+        <w:t>hreat analysis should be completed within a reasonable processing time for uploaded log datasets.</w:t>
+      </w:r>
+      <w:r>
+        <w:t xml:space="preserve"> </w:t>
+      </w:r>
+      <w:r>
+        <w:t>The machine learning models should be designed to support periodic updates and retraining when new data becomes available.</w:t>
+      </w:r>
+    </w:p>
+    <w:p>
+      <w:pPr>
+        <w:spacing w:before="60" w:after="60"/>
+        <w:jc w:val="both"/>
+        <w:rPr>
+          <w:b/>
+          <w:bCs/>
+        </w:rPr>
+      </w:pPr>
+    </w:p>
+    <w:p>
+      <w:pPr>
+        <w:spacing w:before="60" w:after="60"/>
+        <w:jc w:val="both"/>
+        <w:rPr>
+          <w:b/>
+          <w:bCs/>
+        </w:rPr>
+      </w:pPr>
+      <w:r>
+        <w:rPr>
+          <w:b/>
+          <w:bCs/>
+        </w:rPr>
+        <w:t>7. Non-Functional Requirement for Risk Score Generation</w:t>
+      </w:r>
+    </w:p>
+    <w:p>
+      <w:pPr>
+        <w:spacing w:before="60" w:after="60"/>
+        <w:jc w:val="both"/>
+        <w:rPr>
+          <w:b/>
+          <w:bCs/>
+        </w:rPr>
+      </w:pPr>
+      <w:r>
+        <w:rPr>
+          <w:b/>
+          <w:bCs/>
+        </w:rPr>
+        <w:t>Related Functional Requirement: Risk Score Generation</w:t>
+      </w:r>
+    </w:p>
+    <w:p>
+      <w:pPr>
+        <w:tabs>
+          <w:tab w:val="num" w:pos="720"/>
+        </w:tabs>
+        <w:spacing w:before="60" w:after="60"/>
+        <w:jc w:val="both"/>
+      </w:pPr>
+      <w:r>
+        <w:t>The system should apply a consistent evaluation method when calculating risk scores for detected anomalies.</w:t>
+      </w:r>
+      <w:r>
+        <w:t xml:space="preserve"> </w:t>
+      </w:r>
+      <w:r>
+        <w:t>Risk evaluation should occur immediately after anomaly detection to maintain real-time analysis capabilities.</w:t>
+      </w:r>
+      <w:r>
+        <w:t xml:space="preserve"> </w:t>
+      </w:r>
+      <w:r>
+        <w:t>Risk levels must be presented in a clear and understandable severity classification.</w:t>
+      </w:r>
+    </w:p>
+    <w:p>
+      <w:pPr>
+        <w:spacing w:before="60" w:after="60"/>
+        <w:jc w:val="both"/>
+      </w:pPr>
+    </w:p>
+    <w:p>
+      <w:pPr>
+        <w:spacing w:before="60" w:after="60"/>
+        <w:jc w:val="both"/>
+        <w:rPr>
+          <w:b/>
+          <w:bCs/>
+        </w:rPr>
+      </w:pPr>
+      <w:r>
+        <w:rPr>
+          <w:b/>
+          <w:bCs/>
+        </w:rPr>
+        <w:t>8. Non-Functional Requirement for Threat Alert Notification</w:t>
+      </w:r>
+    </w:p>
+    <w:p>
+      <w:pPr>
+        <w:spacing w:before="60" w:after="60"/>
+        <w:jc w:val="both"/>
+        <w:rPr>
+          <w:b/>
+          <w:bCs/>
+        </w:rPr>
+      </w:pPr>
+      <w:r>
+        <w:rPr>
+          <w:b/>
+          <w:bCs/>
+        </w:rPr>
+        <w:t>Related Functional Requirement: Threat Alert Notification</w:t>
+      </w:r>
+    </w:p>
+    <w:p>
+      <w:pPr>
+        <w:tabs>
+          <w:tab w:val="num" w:pos="720"/>
+        </w:tabs>
+        <w:spacing w:before="60" w:after="60"/>
+        <w:jc w:val="both"/>
+      </w:pPr>
+      <w:r>
+        <w:t xml:space="preserve">Security alerts must be generated promptly after </w:t>
+      </w:r>
+      <w:r>
+        <w:t>suspicious</w:t>
+      </w:r>
+      <w:r>
+        <w:t xml:space="preserve"> activity is identified.</w:t>
+      </w:r>
+      <w:r>
+        <w:t xml:space="preserve"> </w:t>
+      </w:r>
+      <w:r>
+        <w:t>Notification delivery should occur with minimal delay so analysts can respond quickly.</w:t>
+      </w:r>
+      <w:r>
+        <w:t xml:space="preserve"> </w:t>
+      </w:r>
+      <w:r>
+        <w:t>All generated alerts must be stored for later review and auditing.</w:t>
+      </w:r>
+    </w:p>
+    <w:p>
+      <w:pPr>
+        <w:spacing w:before="60" w:after="60"/>
+        <w:jc w:val="both"/>
+        <w:rPr>
+          <w:b/>
+          <w:bCs/>
+        </w:rPr>
+      </w:pPr>
+    </w:p>
+    <w:p>
+      <w:pPr>
+        <w:spacing w:before="60" w:after="60"/>
+        <w:jc w:val="both"/>
+        <w:rPr>
+          <w:b/>
+          <w:bCs/>
+        </w:rPr>
+      </w:pPr>
+      <w:r>
+        <w:rPr>
+          <w:b/>
+          <w:bCs/>
+        </w:rPr>
+        <w:t>9. Non-Functional Requirement for Dashboard Visualization</w:t>
+      </w:r>
+    </w:p>
+    <w:p>
+      <w:pPr>
+        <w:spacing w:before="60" w:after="60"/>
+        <w:jc w:val="both"/>
+        <w:rPr>
+          <w:b/>
+          <w:bCs/>
+        </w:rPr>
+      </w:pPr>
+      <w:r>
+        <w:rPr>
+          <w:b/>
+          <w:bCs/>
+        </w:rPr>
+        <w:t>Related Functional Requirement: Dashboard Visualization</w:t>
+      </w:r>
+    </w:p>
+    <w:p>
+      <w:pPr>
+        <w:tabs>
+          <w:tab w:val="num" w:pos="720"/>
+        </w:tabs>
+        <w:spacing w:before="60" w:after="60"/>
+        <w:jc w:val="both"/>
+      </w:pPr>
+      <w:r>
+        <w:t>The dashboard interface should be responsive and easy to navigate for users.</w:t>
+      </w:r>
+      <w:r>
+        <w:t xml:space="preserve"> </w:t>
+      </w:r>
+      <w:r>
+        <w:t>Graphs and visual indicators must present security insights in a clear and understandable manner.</w:t>
+      </w:r>
+      <w:r>
+        <w:t xml:space="preserve"> </w:t>
+      </w:r>
+      <w:r>
+        <w:t>The system should support efficient loading of analytical data without degrading performance.</w:t>
+      </w:r>
+    </w:p>
+    <w:p>
+      <w:pPr>
+        <w:spacing w:before="60" w:after="60"/>
+        <w:jc w:val="both"/>
+        <w:rPr>
+          <w:b/>
+          <w:bCs/>
+        </w:rPr>
+      </w:pPr>
+    </w:p>
+    <w:p>
+      <w:pPr>
+        <w:spacing w:before="60" w:after="60"/>
+        <w:jc w:val="both"/>
+        <w:rPr>
+          <w:b/>
+          <w:bCs/>
+        </w:rPr>
+      </w:pPr>
+      <w:r>
+        <w:rPr>
+          <w:b/>
+          <w:bCs/>
+        </w:rPr>
+        <w:t>10. Non-Functional Requirement for Report Generation</w:t>
+      </w:r>
+    </w:p>
+    <w:p>
+      <w:pPr>
+        <w:spacing w:before="60" w:after="60"/>
+        <w:jc w:val="both"/>
+        <w:rPr>
+          <w:b/>
+          <w:bCs/>
+        </w:rPr>
+      </w:pPr>
+      <w:r>
+        <w:rPr>
+          <w:b/>
+          <w:bCs/>
+        </w:rPr>
+        <w:t>Related Functional Requirement: Report Generation</w:t>
+      </w:r>
+    </w:p>
+    <w:p>
+      <w:pPr>
+        <w:tabs>
+          <w:tab w:val="num" w:pos="720"/>
+        </w:tabs>
+        <w:spacing w:before="60" w:after="60"/>
+        <w:jc w:val="both"/>
+      </w:pPr>
+      <w:r>
+        <w:t>The system should allow reports to be produced in commonly used export formats.</w:t>
+      </w:r>
+      <w:r>
+        <w:t xml:space="preserve"> </w:t>
+      </w:r>
+      <w:r>
+        <w:t>Report generation must maintain accurate representation of analyzed threat data.</w:t>
+      </w:r>
+      <w:r>
+        <w:t xml:space="preserve"> </w:t>
+      </w:r>
+      <w:r>
+        <w:t>The reporting feature should operate efficiently so that users receive generated reports without long waiting times.</w:t>
+      </w:r>
+    </w:p>
+    <w:p>
+      <w:pPr>
+        <w:spacing w:before="60" w:after="60"/>
+        <w:jc w:val="both"/>
+      </w:pPr>
+    </w:p>
+    <w:p>
+      <w:pPr>
+        <w:spacing w:before="60" w:after="60"/>
+        <w:jc w:val="both"/>
+      </w:pPr>
+    </w:p>
+    <w:p>
+      <w:pPr>
+        <w:spacing w:before="60" w:after="60"/>
+        <w:jc w:val="both"/>
+      </w:pPr>
+    </w:p>
+    <w:p>
+      <w:pPr>
+        <w:spacing w:before="60" w:after="60"/>
+        <w:rPr>
+          <w:sz w:val="26"/>
+          <w:szCs w:val="26"/>
+        </w:rPr>
+      </w:pPr>
+    </w:p>
+    <w:p>
+      <w:pPr>
+        <w:spacing w:before="60" w:after="60"/>
         <w:rPr>
           <w:b/>
           <w:bCs/>
@@ -5011,57 +6273,25 @@
           <w:szCs w:val="26"/>
         </w:rPr>
       </w:pPr>
-    </w:p>
-    <w:p>
-      <w:pPr>
-        <w:spacing w:before="60" w:after="60"/>
-        <w:rPr>
-          <w:b/>
-          <w:bCs/>
-          <w:sz w:val="30"/>
-          <w:szCs w:val="30"/>
-        </w:rPr>
-      </w:pPr>
-      <w:r>
-        <w:rPr>
-          <w:b/>
-          <w:bCs/>
-          <w:sz w:val="30"/>
-          <w:szCs w:val="30"/>
-        </w:rPr>
-        <w:t>2</w:t>
-      </w:r>
-      <w:r>
-        <w:rPr>
-          <w:b/>
-          <w:bCs/>
-          <w:sz w:val="30"/>
-          <w:szCs w:val="30"/>
-        </w:rPr>
-        <w:t xml:space="preserve"> Non-Functional Requirement</w:t>
-      </w:r>
-    </w:p>
-    <w:p>
-      <w:pPr>
-        <w:spacing w:before="60" w:after="60"/>
+      <w:r>
         <w:rPr>
           <w:b/>
           <w:bCs/>
           <w:sz w:val="26"/>
           <w:szCs w:val="26"/>
         </w:rPr>
-      </w:pPr>
-    </w:p>
-    <w:p>
-      <w:pPr>
-        <w:spacing w:before="60" w:after="60"/>
+        <w:lastRenderedPageBreak/>
+        <w:t xml:space="preserve">3. </w:t>
+      </w:r>
+      <w:r>
         <w:rPr>
           <w:b/>
           <w:bCs/>
           <w:sz w:val="26"/>
           <w:szCs w:val="26"/>
         </w:rPr>
-      </w:pPr>
+        <w:t>CLASS DIAGRAM</w:t>
+      </w:r>
       <w:r>
         <w:rPr>
           <w:b/>
@@ -5069,46 +6299,220 @@
           <w:sz w:val="26"/>
           <w:szCs w:val="26"/>
         </w:rPr>
-        <w:t>1. Non-Functional Requirement for User Registration</w:t>
+        <w:t xml:space="preserve">    </w:t>
       </w:r>
     </w:p>
     <w:p>
       <w:pPr>
         <w:spacing w:before="60" w:after="60"/>
         <w:rPr>
-          <w:b/>
-          <w:bCs/>
-        </w:rPr>
-      </w:pPr>
-      <w:r>
-        <w:rPr>
-          <w:b/>
-          <w:bCs/>
-        </w:rPr>
-        <w:t>Related Functional Requirement: User Registration</w:t>
-      </w:r>
-    </w:p>
-    <w:p>
-      <w:pPr>
-        <w:tabs>
-          <w:tab w:val="num" w:pos="720"/>
-        </w:tabs>
+          <w:sz w:val="26"/>
+          <w:szCs w:val="26"/>
+        </w:rPr>
+      </w:pPr>
+    </w:p>
+    <w:p>
+      <w:pPr>
         <w:spacing w:before="60" w:after="60"/>
-        <w:ind w:left="360"/>
-      </w:pPr>
-      <w:r>
-        <w:t>The system must ensure that all data entered during account creation is validated and sanitized before being stored.</w:t>
-      </w:r>
-      <w:r>
-        <w:t xml:space="preserve"> </w:t>
-      </w:r>
-      <w:r>
-        <w:t>User registration communication shall occur over secure encrypted channels to protect sensitive information.</w:t>
-      </w:r>
-    </w:p>
-    <w:p>
-      <w:pPr>
-        <w:spacing w:before="60" w:after="60"/>
+        <w:rPr>
+          <w:noProof/>
+        </w:rPr>
+      </w:pPr>
+      <w:r>
+        <w:rPr>
+          <w:noProof/>
+        </w:rPr>
+        <w:drawing>
+          <wp:inline distT="0" distB="0" distL="0" distR="0" wp14:anchorId="2AF70399" wp14:editId="7EE1D7E5">
+            <wp:extent cx="6337300" cy="5435600"/>
+            <wp:effectExtent l="0" t="0" r="6350" b="0"/>
+            <wp:docPr id="423742184" name="Picture 1"/>
+            <wp:cNvGraphicFramePr>
+              <a:graphicFrameLocks xmlns:a="http://schemas.openxmlformats.org/drawingml/2006/main" noChangeAspect="1"/>
+            </wp:cNvGraphicFramePr>
+            <a:graphic xmlns:a="http://schemas.openxmlformats.org/drawingml/2006/main">
+              <a:graphicData uri="http://schemas.openxmlformats.org/drawingml/2006/picture">
+                <pic:pic xmlns:pic="http://schemas.openxmlformats.org/drawingml/2006/picture">
+                  <pic:nvPicPr>
+                    <pic:cNvPr id="0" name="Picture 1"/>
+                    <pic:cNvPicPr>
+                      <a:picLocks noChangeAspect="1" noChangeArrowheads="1"/>
+                    </pic:cNvPicPr>
+                  </pic:nvPicPr>
+                  <pic:blipFill>
+                    <a:blip r:embed="rId8">
+                      <a:extLst>
+                        <a:ext uri="{28A0092B-C50C-407E-A947-70E740481C1C}">
+                          <a14:useLocalDpi xmlns:a14="http://schemas.microsoft.com/office/drawing/2010/main" val="0"/>
+                        </a:ext>
+                      </a:extLst>
+                    </a:blip>
+                    <a:srcRect/>
+                    <a:stretch>
+                      <a:fillRect/>
+                    </a:stretch>
+                  </pic:blipFill>
+                  <pic:spPr bwMode="auto">
+                    <a:xfrm>
+                      <a:off x="0" y="0"/>
+                      <a:ext cx="6337300" cy="5435600"/>
+                    </a:xfrm>
+                    <a:prstGeom prst="rect">
+                      <a:avLst/>
+                    </a:prstGeom>
+                    <a:noFill/>
+                    <a:ln>
+                      <a:noFill/>
+                    </a:ln>
+                  </pic:spPr>
+                </pic:pic>
+              </a:graphicData>
+            </a:graphic>
+          </wp:inline>
+        </w:drawing>
+      </w:r>
+    </w:p>
+    <w:p>
+      <w:pPr>
+        <w:rPr>
+          <w:sz w:val="26"/>
+          <w:szCs w:val="26"/>
+        </w:rPr>
+      </w:pPr>
+    </w:p>
+    <w:p>
+      <w:pPr>
+        <w:tabs>
+          <w:tab w:val="left" w:pos="1070"/>
+        </w:tabs>
+        <w:rPr>
+          <w:sz w:val="26"/>
+          <w:szCs w:val="26"/>
+        </w:rPr>
+      </w:pPr>
+      <w:r>
+        <w:rPr>
+          <w:sz w:val="26"/>
+          <w:szCs w:val="26"/>
+        </w:rPr>
+        <w:tab/>
+      </w:r>
+    </w:p>
+    <w:p>
+      <w:pPr>
+        <w:tabs>
+          <w:tab w:val="left" w:pos="1070"/>
+        </w:tabs>
+        <w:rPr>
+          <w:sz w:val="26"/>
+          <w:szCs w:val="26"/>
+        </w:rPr>
+      </w:pPr>
+    </w:p>
+    <w:p>
+      <w:pPr>
+        <w:tabs>
+          <w:tab w:val="left" w:pos="1070"/>
+        </w:tabs>
+        <w:rPr>
+          <w:sz w:val="26"/>
+          <w:szCs w:val="26"/>
+        </w:rPr>
+      </w:pPr>
+    </w:p>
+    <w:p>
+      <w:pPr>
+        <w:tabs>
+          <w:tab w:val="left" w:pos="1070"/>
+        </w:tabs>
+        <w:rPr>
+          <w:sz w:val="26"/>
+          <w:szCs w:val="26"/>
+        </w:rPr>
+      </w:pPr>
+    </w:p>
+    <w:p>
+      <w:pPr>
+        <w:tabs>
+          <w:tab w:val="left" w:pos="1070"/>
+        </w:tabs>
+        <w:rPr>
+          <w:sz w:val="26"/>
+          <w:szCs w:val="26"/>
+        </w:rPr>
+      </w:pPr>
+    </w:p>
+    <w:p>
+      <w:pPr>
+        <w:tabs>
+          <w:tab w:val="left" w:pos="1070"/>
+        </w:tabs>
+        <w:rPr>
+          <w:sz w:val="26"/>
+          <w:szCs w:val="26"/>
+        </w:rPr>
+      </w:pPr>
+    </w:p>
+    <w:p>
+      <w:pPr>
+        <w:tabs>
+          <w:tab w:val="left" w:pos="1070"/>
+        </w:tabs>
+        <w:rPr>
+          <w:sz w:val="26"/>
+          <w:szCs w:val="26"/>
+        </w:rPr>
+      </w:pPr>
+    </w:p>
+    <w:p>
+      <w:pPr>
+        <w:tabs>
+          <w:tab w:val="left" w:pos="1070"/>
+        </w:tabs>
+        <w:rPr>
+          <w:sz w:val="26"/>
+          <w:szCs w:val="26"/>
+        </w:rPr>
+      </w:pPr>
+    </w:p>
+    <w:p>
+      <w:pPr>
+        <w:tabs>
+          <w:tab w:val="left" w:pos="1070"/>
+        </w:tabs>
+        <w:rPr>
+          <w:sz w:val="26"/>
+          <w:szCs w:val="26"/>
+        </w:rPr>
+      </w:pPr>
+    </w:p>
+    <w:p>
+      <w:pPr>
+        <w:tabs>
+          <w:tab w:val="left" w:pos="1070"/>
+        </w:tabs>
+        <w:rPr>
+          <w:sz w:val="26"/>
+          <w:szCs w:val="26"/>
+        </w:rPr>
+      </w:pPr>
+    </w:p>
+    <w:p>
+      <w:pPr>
+        <w:tabs>
+          <w:tab w:val="left" w:pos="1070"/>
+        </w:tabs>
+        <w:rPr>
+          <w:sz w:val="26"/>
+          <w:szCs w:val="26"/>
+        </w:rPr>
+      </w:pPr>
+    </w:p>
+    <w:p>
+      <w:pPr>
+        <w:tabs>
+          <w:tab w:val="left" w:pos="1020"/>
+        </w:tabs>
         <w:rPr>
           <w:b/>
           <w:bCs/>
@@ -5116,17 +6520,16 @@
           <w:szCs w:val="26"/>
         </w:rPr>
       </w:pPr>
-    </w:p>
-    <w:p>
-      <w:pPr>
-        <w:spacing w:before="60" w:after="60"/>
+      <w:r>
         <w:rPr>
           <w:b/>
           <w:bCs/>
           <w:sz w:val="26"/>
           <w:szCs w:val="26"/>
         </w:rPr>
-      </w:pPr>
+        <w:lastRenderedPageBreak/>
+        <w:t xml:space="preserve">5. </w:t>
+      </w:r>
       <w:r>
         <w:rPr>
           <w:b/>
@@ -5134,59 +6537,268 @@
           <w:sz w:val="26"/>
           <w:szCs w:val="26"/>
         </w:rPr>
-        <w:t>2. Non-Functional Requirement for User Authentication</w:t>
-      </w:r>
-    </w:p>
-    <w:p>
-      <w:pPr>
-        <w:spacing w:before="60" w:after="60"/>
-        <w:rPr>
-          <w:b/>
-          <w:bCs/>
-        </w:rPr>
-      </w:pPr>
-      <w:r>
-        <w:rPr>
-          <w:b/>
-          <w:bCs/>
-        </w:rPr>
-        <w:t>Related Functional Requirement: User Authentication</w:t>
-      </w:r>
-    </w:p>
-    <w:p>
-      <w:pPr>
-        <w:tabs>
-          <w:tab w:val="num" w:pos="720"/>
-        </w:tabs>
-        <w:spacing w:before="60" w:after="60"/>
-      </w:pPr>
-      <w:r>
-        <w:t xml:space="preserve">User credentials must be stored using secure password hashing mechanisms rather than plain </w:t>
-      </w:r>
-      <w:r>
-        <w:t>text. The</w:t>
-      </w:r>
-      <w:r>
-        <w:t xml:space="preserve"> login process should verify credentials quickly and efficiently to provide </w:t>
-      </w:r>
-      <w:r>
-        <w:t>smooth</w:t>
-      </w:r>
-      <w:r>
-        <w:t xml:space="preserve"> user experience.</w:t>
-      </w:r>
-    </w:p>
-    <w:p>
-      <w:pPr>
-        <w:tabs>
-          <w:tab w:val="num" w:pos="720"/>
-        </w:tabs>
-        <w:spacing w:before="60" w:after="60"/>
-      </w:pPr>
-    </w:p>
-    <w:p>
-      <w:pPr>
-        <w:spacing w:before="60" w:after="60"/>
+        <w:t>USE CASE DIAGRAM</w:t>
+      </w:r>
+    </w:p>
+    <w:p>
+      <w:pPr>
+        <w:tabs>
+          <w:tab w:val="left" w:pos="1020"/>
+        </w:tabs>
+        <w:rPr>
+          <w:sz w:val="26"/>
+          <w:szCs w:val="26"/>
+        </w:rPr>
+      </w:pPr>
+    </w:p>
+    <w:p>
+      <w:pPr>
+        <w:tabs>
+          <w:tab w:val="left" w:pos="1020"/>
+        </w:tabs>
+        <w:rPr>
+          <w:noProof/>
+        </w:rPr>
+      </w:pPr>
+      <w:r>
+        <w:rPr>
+          <w:noProof/>
+        </w:rPr>
+        <w:drawing>
+          <wp:inline distT="0" distB="0" distL="0" distR="0" wp14:anchorId="5FBDB7E0" wp14:editId="0448F28A">
+            <wp:extent cx="6627235" cy="3768725"/>
+            <wp:effectExtent l="0" t="0" r="2540" b="3175"/>
+            <wp:docPr id="699249703" name="Picture 2"/>
+            <wp:cNvGraphicFramePr>
+              <a:graphicFrameLocks xmlns:a="http://schemas.openxmlformats.org/drawingml/2006/main" noChangeAspect="1"/>
+            </wp:cNvGraphicFramePr>
+            <a:graphic xmlns:a="http://schemas.openxmlformats.org/drawingml/2006/main">
+              <a:graphicData uri="http://schemas.openxmlformats.org/drawingml/2006/picture">
+                <pic:pic xmlns:pic="http://schemas.openxmlformats.org/drawingml/2006/picture">
+                  <pic:nvPicPr>
+                    <pic:cNvPr id="0" name="Picture 3"/>
+                    <pic:cNvPicPr>
+                      <a:picLocks noChangeAspect="1" noChangeArrowheads="1"/>
+                    </pic:cNvPicPr>
+                  </pic:nvPicPr>
+                  <pic:blipFill>
+                    <a:blip r:embed="rId9">
+                      <a:extLst>
+                        <a:ext uri="{28A0092B-C50C-407E-A947-70E740481C1C}">
+                          <a14:useLocalDpi xmlns:a14="http://schemas.microsoft.com/office/drawing/2010/main" val="0"/>
+                        </a:ext>
+                      </a:extLst>
+                    </a:blip>
+                    <a:srcRect/>
+                    <a:stretch>
+                      <a:fillRect/>
+                    </a:stretch>
+                  </pic:blipFill>
+                  <pic:spPr bwMode="auto">
+                    <a:xfrm>
+                      <a:off x="0" y="0"/>
+                      <a:ext cx="6649197" cy="3781214"/>
+                    </a:xfrm>
+                    <a:prstGeom prst="rect">
+                      <a:avLst/>
+                    </a:prstGeom>
+                    <a:noFill/>
+                    <a:ln>
+                      <a:noFill/>
+                    </a:ln>
+                  </pic:spPr>
+                </pic:pic>
+              </a:graphicData>
+            </a:graphic>
+          </wp:inline>
+        </w:drawing>
+      </w:r>
+    </w:p>
+    <w:p>
+      <w:pPr>
+        <w:rPr>
+          <w:sz w:val="26"/>
+          <w:szCs w:val="26"/>
+        </w:rPr>
+      </w:pPr>
+    </w:p>
+    <w:p>
+      <w:pPr>
+        <w:rPr>
+          <w:sz w:val="26"/>
+          <w:szCs w:val="26"/>
+        </w:rPr>
+      </w:pPr>
+    </w:p>
+    <w:p>
+      <w:pPr>
+        <w:rPr>
+          <w:sz w:val="26"/>
+          <w:szCs w:val="26"/>
+        </w:rPr>
+      </w:pPr>
+    </w:p>
+    <w:p>
+      <w:pPr>
+        <w:rPr>
+          <w:sz w:val="26"/>
+          <w:szCs w:val="26"/>
+        </w:rPr>
+      </w:pPr>
+    </w:p>
+    <w:p>
+      <w:pPr>
+        <w:rPr>
+          <w:sz w:val="26"/>
+          <w:szCs w:val="26"/>
+        </w:rPr>
+      </w:pPr>
+    </w:p>
+    <w:p>
+      <w:pPr>
+        <w:rPr>
+          <w:sz w:val="26"/>
+          <w:szCs w:val="26"/>
+        </w:rPr>
+      </w:pPr>
+    </w:p>
+    <w:p>
+      <w:pPr>
+        <w:rPr>
+          <w:sz w:val="26"/>
+          <w:szCs w:val="26"/>
+        </w:rPr>
+      </w:pPr>
+    </w:p>
+    <w:p>
+      <w:pPr>
+        <w:rPr>
+          <w:sz w:val="26"/>
+          <w:szCs w:val="26"/>
+        </w:rPr>
+      </w:pPr>
+    </w:p>
+    <w:p>
+      <w:pPr>
+        <w:rPr>
+          <w:sz w:val="26"/>
+          <w:szCs w:val="26"/>
+        </w:rPr>
+      </w:pPr>
+    </w:p>
+    <w:p>
+      <w:pPr>
+        <w:rPr>
+          <w:sz w:val="26"/>
+          <w:szCs w:val="26"/>
+        </w:rPr>
+      </w:pPr>
+    </w:p>
+    <w:p>
+      <w:pPr>
+        <w:rPr>
+          <w:sz w:val="26"/>
+          <w:szCs w:val="26"/>
+        </w:rPr>
+      </w:pPr>
+    </w:p>
+    <w:p>
+      <w:pPr>
+        <w:rPr>
+          <w:sz w:val="26"/>
+          <w:szCs w:val="26"/>
+        </w:rPr>
+      </w:pPr>
+    </w:p>
+    <w:p>
+      <w:pPr>
+        <w:rPr>
+          <w:sz w:val="26"/>
+          <w:szCs w:val="26"/>
+        </w:rPr>
+      </w:pPr>
+    </w:p>
+    <w:p>
+      <w:pPr>
+        <w:rPr>
+          <w:sz w:val="26"/>
+          <w:szCs w:val="26"/>
+        </w:rPr>
+      </w:pPr>
+    </w:p>
+    <w:p>
+      <w:pPr>
+        <w:rPr>
+          <w:sz w:val="26"/>
+          <w:szCs w:val="26"/>
+        </w:rPr>
+      </w:pPr>
+    </w:p>
+    <w:p>
+      <w:pPr>
+        <w:rPr>
+          <w:sz w:val="26"/>
+          <w:szCs w:val="26"/>
+        </w:rPr>
+      </w:pPr>
+    </w:p>
+    <w:p>
+      <w:pPr>
+        <w:rPr>
+          <w:sz w:val="26"/>
+          <w:szCs w:val="26"/>
+        </w:rPr>
+      </w:pPr>
+    </w:p>
+    <w:p>
+      <w:pPr>
+        <w:rPr>
+          <w:sz w:val="26"/>
+          <w:szCs w:val="26"/>
+        </w:rPr>
+      </w:pPr>
+    </w:p>
+    <w:p>
+      <w:pPr>
+        <w:rPr>
+          <w:sz w:val="26"/>
+          <w:szCs w:val="26"/>
+        </w:rPr>
+      </w:pPr>
+    </w:p>
+    <w:p>
+      <w:pPr>
+        <w:rPr>
+          <w:noProof/>
+        </w:rPr>
+      </w:pPr>
+    </w:p>
+    <w:p>
+      <w:pPr>
+        <w:rPr>
+          <w:noProof/>
+        </w:rPr>
+      </w:pPr>
+    </w:p>
+    <w:p>
+      <w:pPr>
+        <w:rPr>
+          <w:noProof/>
+        </w:rPr>
+      </w:pPr>
+    </w:p>
+    <w:p>
+      <w:pPr>
+        <w:rPr>
+          <w:noProof/>
+        </w:rPr>
+      </w:pPr>
+    </w:p>
+    <w:p>
+      <w:pPr>
+        <w:tabs>
+          <w:tab w:val="left" w:pos="1020"/>
+        </w:tabs>
         <w:rPr>
           <w:b/>
           <w:bCs/>
@@ -5201,59 +6813,23 @@
           <w:sz w:val="26"/>
           <w:szCs w:val="26"/>
         </w:rPr>
-        <w:t>3. Non-Functional Requirement for Role-Based Access Control</w:t>
-      </w:r>
-    </w:p>
-    <w:p>
-      <w:pPr>
-        <w:spacing w:before="60" w:after="60"/>
-        <w:rPr>
-          <w:b/>
-          <w:bCs/>
-        </w:rPr>
-      </w:pPr>
-      <w:r>
-        <w:rPr>
-          <w:b/>
-          <w:bCs/>
-        </w:rPr>
-        <w:t>Related Functional Requirement: Role-Based Access Control</w:t>
-      </w:r>
-    </w:p>
-    <w:p>
-      <w:pPr>
-        <w:spacing w:before="60" w:after="60"/>
-      </w:pPr>
-      <w:r>
-        <w:t>The system must enforce strict authorization rules so that users only interact with resources permitted by their assigned roles.</w:t>
-      </w:r>
-      <w:r>
-        <w:t xml:space="preserve"> </w:t>
-      </w:r>
-      <w:r>
-        <w:t>Each request made by a user should be validated against the permission model before granting access.</w:t>
-      </w:r>
-      <w:r>
-        <w:t xml:space="preserve"> </w:t>
-      </w:r>
-      <w:r>
-        <w:t>Any unauthorized access attempt must be recorded for security monitoring purposes.</w:t>
-      </w:r>
-    </w:p>
-    <w:p>
-      <w:pPr>
-        <w:spacing w:before="60" w:after="60"/>
+        <w:t xml:space="preserve">4. 1 </w:t>
+      </w:r>
+      <w:r>
         <w:rPr>
           <w:b/>
           <w:bCs/>
           <w:sz w:val="26"/>
           <w:szCs w:val="26"/>
         </w:rPr>
-      </w:pPr>
-    </w:p>
-    <w:p>
-      <w:pPr>
-        <w:spacing w:before="60" w:after="60"/>
+        <w:t>DFD LEVEL 0</w:t>
+      </w:r>
+    </w:p>
+    <w:p>
+      <w:pPr>
+        <w:tabs>
+          <w:tab w:val="left" w:pos="1020"/>
+        </w:tabs>
         <w:rPr>
           <w:b/>
           <w:bCs/>
@@ -5261,187 +6837,521 @@
           <w:szCs w:val="26"/>
         </w:rPr>
       </w:pPr>
-      <w:r>
+    </w:p>
+    <w:p>
+      <w:pPr>
+        <w:ind w:firstLine="720"/>
+        <w:rPr>
+          <w:sz w:val="26"/>
+          <w:szCs w:val="26"/>
+        </w:rPr>
+      </w:pPr>
+      <w:r>
+        <w:rPr>
+          <w:noProof/>
+        </w:rPr>
+        <w:drawing>
+          <wp:inline distT="0" distB="0" distL="0" distR="0" wp14:anchorId="062E16CA" wp14:editId="64642F4B">
+            <wp:extent cx="6035904" cy="1992923"/>
+            <wp:effectExtent l="0" t="0" r="3175" b="7620"/>
+            <wp:docPr id="1463245138" name="Picture 3"/>
+            <wp:cNvGraphicFramePr>
+              <a:graphicFrameLocks xmlns:a="http://schemas.openxmlformats.org/drawingml/2006/main" noChangeAspect="1"/>
+            </wp:cNvGraphicFramePr>
+            <a:graphic xmlns:a="http://schemas.openxmlformats.org/drawingml/2006/main">
+              <a:graphicData uri="http://schemas.openxmlformats.org/drawingml/2006/picture">
+                <pic:pic xmlns:pic="http://schemas.openxmlformats.org/drawingml/2006/picture">
+                  <pic:nvPicPr>
+                    <pic:cNvPr id="0" name="Picture 5"/>
+                    <pic:cNvPicPr>
+                      <a:picLocks noChangeAspect="1" noChangeArrowheads="1"/>
+                    </pic:cNvPicPr>
+                  </pic:nvPicPr>
+                  <pic:blipFill>
+                    <a:blip r:embed="rId10">
+                      <a:extLst>
+                        <a:ext uri="{28A0092B-C50C-407E-A947-70E740481C1C}">
+                          <a14:useLocalDpi xmlns:a14="http://schemas.microsoft.com/office/drawing/2010/main" val="0"/>
+                        </a:ext>
+                      </a:extLst>
+                    </a:blip>
+                    <a:srcRect/>
+                    <a:stretch>
+                      <a:fillRect/>
+                    </a:stretch>
+                  </pic:blipFill>
+                  <pic:spPr bwMode="auto">
+                    <a:xfrm>
+                      <a:off x="0" y="0"/>
+                      <a:ext cx="6106531" cy="2016242"/>
+                    </a:xfrm>
+                    <a:prstGeom prst="rect">
+                      <a:avLst/>
+                    </a:prstGeom>
+                    <a:noFill/>
+                    <a:ln>
+                      <a:noFill/>
+                    </a:ln>
+                  </pic:spPr>
+                </pic:pic>
+              </a:graphicData>
+            </a:graphic>
+          </wp:inline>
+        </w:drawing>
+      </w:r>
+    </w:p>
+    <w:p>
+      <w:pPr>
+        <w:rPr>
+          <w:sz w:val="26"/>
+          <w:szCs w:val="26"/>
+        </w:rPr>
+      </w:pPr>
+    </w:p>
+    <w:p>
+      <w:pPr>
+        <w:rPr>
+          <w:sz w:val="26"/>
+          <w:szCs w:val="26"/>
+        </w:rPr>
+      </w:pPr>
+    </w:p>
+    <w:p>
+      <w:pPr>
+        <w:rPr>
+          <w:sz w:val="26"/>
+          <w:szCs w:val="26"/>
+        </w:rPr>
+      </w:pPr>
+    </w:p>
+    <w:p>
+      <w:pPr>
+        <w:rPr>
+          <w:sz w:val="26"/>
+          <w:szCs w:val="26"/>
+        </w:rPr>
+      </w:pPr>
+    </w:p>
+    <w:p>
+      <w:pPr>
+        <w:rPr>
+          <w:sz w:val="26"/>
+          <w:szCs w:val="26"/>
+        </w:rPr>
+      </w:pPr>
+    </w:p>
+    <w:p>
+      <w:pPr>
+        <w:rPr>
+          <w:sz w:val="26"/>
+          <w:szCs w:val="26"/>
+        </w:rPr>
+      </w:pPr>
+    </w:p>
+    <w:p>
+      <w:pPr>
+        <w:rPr>
+          <w:sz w:val="26"/>
+          <w:szCs w:val="26"/>
+        </w:rPr>
+      </w:pPr>
+    </w:p>
+    <w:p>
+      <w:pPr>
+        <w:rPr>
+          <w:sz w:val="26"/>
+          <w:szCs w:val="26"/>
+        </w:rPr>
+      </w:pPr>
+    </w:p>
+    <w:p>
+      <w:pPr>
+        <w:rPr>
+          <w:sz w:val="26"/>
+          <w:szCs w:val="26"/>
+        </w:rPr>
+      </w:pPr>
+    </w:p>
+    <w:p>
+      <w:pPr>
+        <w:rPr>
+          <w:sz w:val="26"/>
+          <w:szCs w:val="26"/>
+        </w:rPr>
+      </w:pPr>
+    </w:p>
+    <w:p>
+      <w:pPr>
+        <w:rPr>
+          <w:sz w:val="26"/>
+          <w:szCs w:val="26"/>
+        </w:rPr>
+      </w:pPr>
+    </w:p>
+    <w:p>
+      <w:pPr>
+        <w:rPr>
+          <w:sz w:val="26"/>
+          <w:szCs w:val="26"/>
+        </w:rPr>
+      </w:pPr>
+    </w:p>
+    <w:p>
+      <w:pPr>
+        <w:rPr>
+          <w:sz w:val="26"/>
+          <w:szCs w:val="26"/>
+        </w:rPr>
+      </w:pPr>
+    </w:p>
+    <w:p>
+      <w:pPr>
+        <w:rPr>
+          <w:sz w:val="26"/>
+          <w:szCs w:val="26"/>
+        </w:rPr>
+      </w:pPr>
+    </w:p>
+    <w:p>
+      <w:pPr>
+        <w:rPr>
+          <w:sz w:val="26"/>
+          <w:szCs w:val="26"/>
+        </w:rPr>
+      </w:pPr>
+    </w:p>
+    <w:p>
+      <w:pPr>
+        <w:rPr>
+          <w:sz w:val="26"/>
+          <w:szCs w:val="26"/>
+        </w:rPr>
+      </w:pPr>
+    </w:p>
+    <w:p>
+      <w:pPr>
+        <w:rPr>
+          <w:sz w:val="26"/>
+          <w:szCs w:val="26"/>
+        </w:rPr>
+      </w:pPr>
+    </w:p>
+    <w:p>
+      <w:pPr>
+        <w:rPr>
+          <w:sz w:val="26"/>
+          <w:szCs w:val="26"/>
+        </w:rPr>
+      </w:pPr>
+    </w:p>
+    <w:p>
+      <w:pPr>
+        <w:rPr>
+          <w:sz w:val="26"/>
+          <w:szCs w:val="26"/>
+        </w:rPr>
+      </w:pPr>
+    </w:p>
+    <w:p>
+      <w:pPr>
+        <w:rPr>
+          <w:sz w:val="26"/>
+          <w:szCs w:val="26"/>
+        </w:rPr>
+      </w:pPr>
+    </w:p>
+    <w:p>
+      <w:pPr>
+        <w:rPr>
+          <w:sz w:val="26"/>
+          <w:szCs w:val="26"/>
+        </w:rPr>
+      </w:pPr>
+    </w:p>
+    <w:p>
+      <w:pPr>
+        <w:rPr>
+          <w:sz w:val="26"/>
+          <w:szCs w:val="26"/>
+        </w:rPr>
+      </w:pPr>
+    </w:p>
+    <w:p>
+      <w:pPr>
+        <w:rPr>
+          <w:sz w:val="26"/>
+          <w:szCs w:val="26"/>
+        </w:rPr>
+      </w:pPr>
+    </w:p>
+    <w:p>
+      <w:pPr>
+        <w:rPr>
+          <w:sz w:val="26"/>
+          <w:szCs w:val="26"/>
+        </w:rPr>
+      </w:pPr>
+    </w:p>
+    <w:p>
+      <w:pPr>
+        <w:rPr>
+          <w:sz w:val="26"/>
+          <w:szCs w:val="26"/>
+        </w:rPr>
+      </w:pPr>
+    </w:p>
+    <w:p>
+      <w:pPr>
+        <w:rPr>
+          <w:sz w:val="26"/>
+          <w:szCs w:val="26"/>
+        </w:rPr>
+      </w:pPr>
+    </w:p>
+    <w:p>
+      <w:pPr>
+        <w:rPr>
+          <w:sz w:val="26"/>
+          <w:szCs w:val="26"/>
+        </w:rPr>
+      </w:pPr>
+    </w:p>
+    <w:p>
+      <w:pPr>
+        <w:rPr>
+          <w:sz w:val="26"/>
+          <w:szCs w:val="26"/>
+        </w:rPr>
+      </w:pPr>
+    </w:p>
+    <w:p>
+      <w:pPr>
+        <w:tabs>
+          <w:tab w:val="left" w:pos="1020"/>
+        </w:tabs>
         <w:rPr>
           <w:b/>
           <w:bCs/>
           <w:sz w:val="26"/>
           <w:szCs w:val="26"/>
         </w:rPr>
-        <w:t>4. Non-Functional Requirement for Log File Upload</w:t>
-      </w:r>
-    </w:p>
-    <w:p>
-      <w:pPr>
-        <w:spacing w:before="60" w:after="60"/>
-        <w:rPr>
-          <w:b/>
-          <w:bCs/>
-        </w:rPr>
-      </w:pPr>
-      <w:r>
-        <w:rPr>
-          <w:b/>
-          <w:bCs/>
-        </w:rPr>
-        <w:t>Related Functional Requirement: Log File Upload</w:t>
-      </w:r>
-    </w:p>
-    <w:p>
-      <w:pPr>
-        <w:spacing w:before="60" w:after="60"/>
-      </w:pPr>
-      <w:r>
-        <w:t>The system must support reliable uploading of structured log files without data loss.</w:t>
-      </w:r>
-      <w:r>
-        <w:t xml:space="preserve"> </w:t>
-      </w:r>
-      <w:r>
-        <w:t>Uploaded files must be checked to confirm they match supported file formats before processing.</w:t>
-      </w:r>
-      <w:r>
-        <w:t xml:space="preserve"> </w:t>
-      </w:r>
-      <w:r>
-        <w:t>The upload process should maintain system stability even when large files are submitted.</w:t>
-      </w:r>
-    </w:p>
-    <w:p>
-      <w:pPr>
-        <w:spacing w:before="60" w:after="60"/>
+      </w:pPr>
+      <w:r>
         <w:rPr>
           <w:b/>
           <w:bCs/>
           <w:sz w:val="26"/>
           <w:szCs w:val="26"/>
         </w:rPr>
-      </w:pPr>
-    </w:p>
-    <w:p>
-      <w:pPr>
-        <w:spacing w:before="60" w:after="60"/>
+        <w:lastRenderedPageBreak/>
+        <w:t xml:space="preserve">4.2 </w:t>
+      </w:r>
+      <w:r>
         <w:rPr>
           <w:b/>
           <w:bCs/>
           <w:sz w:val="26"/>
           <w:szCs w:val="26"/>
         </w:rPr>
-      </w:pPr>
-      <w:r>
+        <w:t>DFD LEVEL 1</w:t>
+      </w:r>
+    </w:p>
+    <w:p>
+      <w:pPr>
+        <w:rPr>
+          <w:sz w:val="26"/>
+          <w:szCs w:val="26"/>
+        </w:rPr>
+      </w:pPr>
+    </w:p>
+    <w:p>
+      <w:pPr>
+        <w:rPr>
+          <w:noProof/>
+        </w:rPr>
+      </w:pPr>
+      <w:r>
+        <w:rPr>
+          <w:noProof/>
+        </w:rPr>
+        <w:drawing>
+          <wp:inline distT="0" distB="0" distL="0" distR="0" wp14:anchorId="4C4B7E38" wp14:editId="64A93A0E">
+            <wp:extent cx="6413500" cy="5619750"/>
+            <wp:effectExtent l="0" t="0" r="6350" b="0"/>
+            <wp:docPr id="659427466" name="Picture 4"/>
+            <wp:cNvGraphicFramePr>
+              <a:graphicFrameLocks xmlns:a="http://schemas.openxmlformats.org/drawingml/2006/main" noChangeAspect="1"/>
+            </wp:cNvGraphicFramePr>
+            <a:graphic xmlns:a="http://schemas.openxmlformats.org/drawingml/2006/main">
+              <a:graphicData uri="http://schemas.openxmlformats.org/drawingml/2006/picture">
+                <pic:pic xmlns:pic="http://schemas.openxmlformats.org/drawingml/2006/picture">
+                  <pic:nvPicPr>
+                    <pic:cNvPr id="0" name="Picture 7"/>
+                    <pic:cNvPicPr>
+                      <a:picLocks noChangeAspect="1" noChangeArrowheads="1"/>
+                    </pic:cNvPicPr>
+                  </pic:nvPicPr>
+                  <pic:blipFill>
+                    <a:blip r:embed="rId11">
+                      <a:extLst>
+                        <a:ext uri="{28A0092B-C50C-407E-A947-70E740481C1C}">
+                          <a14:useLocalDpi xmlns:a14="http://schemas.microsoft.com/office/drawing/2010/main" val="0"/>
+                        </a:ext>
+                      </a:extLst>
+                    </a:blip>
+                    <a:srcRect/>
+                    <a:stretch>
+                      <a:fillRect/>
+                    </a:stretch>
+                  </pic:blipFill>
+                  <pic:spPr bwMode="auto">
+                    <a:xfrm>
+                      <a:off x="0" y="0"/>
+                      <a:ext cx="6413500" cy="5619750"/>
+                    </a:xfrm>
+                    <a:prstGeom prst="rect">
+                      <a:avLst/>
+                    </a:prstGeom>
+                    <a:noFill/>
+                    <a:ln>
+                      <a:noFill/>
+                    </a:ln>
+                  </pic:spPr>
+                </pic:pic>
+              </a:graphicData>
+            </a:graphic>
+          </wp:inline>
+        </w:drawing>
+      </w:r>
+    </w:p>
+    <w:p>
+      <w:pPr>
+        <w:rPr>
+          <w:sz w:val="26"/>
+          <w:szCs w:val="26"/>
+        </w:rPr>
+      </w:pPr>
+    </w:p>
+    <w:p>
+      <w:pPr>
+        <w:rPr>
+          <w:sz w:val="26"/>
+          <w:szCs w:val="26"/>
+        </w:rPr>
+      </w:pPr>
+    </w:p>
+    <w:p>
+      <w:pPr>
+        <w:rPr>
+          <w:sz w:val="26"/>
+          <w:szCs w:val="26"/>
+        </w:rPr>
+      </w:pPr>
+    </w:p>
+    <w:p>
+      <w:pPr>
+        <w:rPr>
+          <w:sz w:val="26"/>
+          <w:szCs w:val="26"/>
+        </w:rPr>
+      </w:pPr>
+    </w:p>
+    <w:p>
+      <w:pPr>
+        <w:rPr>
+          <w:sz w:val="26"/>
+          <w:szCs w:val="26"/>
+        </w:rPr>
+      </w:pPr>
+    </w:p>
+    <w:p>
+      <w:pPr>
+        <w:rPr>
+          <w:sz w:val="26"/>
+          <w:szCs w:val="26"/>
+        </w:rPr>
+      </w:pPr>
+    </w:p>
+    <w:p>
+      <w:pPr>
+        <w:rPr>
+          <w:sz w:val="26"/>
+          <w:szCs w:val="26"/>
+        </w:rPr>
+      </w:pPr>
+    </w:p>
+    <w:p>
+      <w:pPr>
+        <w:rPr>
+          <w:sz w:val="26"/>
+          <w:szCs w:val="26"/>
+        </w:rPr>
+      </w:pPr>
+    </w:p>
+    <w:p>
+      <w:pPr>
+        <w:rPr>
+          <w:sz w:val="26"/>
+          <w:szCs w:val="26"/>
+        </w:rPr>
+      </w:pPr>
+    </w:p>
+    <w:p>
+      <w:pPr>
+        <w:rPr>
+          <w:sz w:val="26"/>
+          <w:szCs w:val="26"/>
+        </w:rPr>
+      </w:pPr>
+    </w:p>
+    <w:p>
+      <w:pPr>
+        <w:rPr>
+          <w:noProof/>
+        </w:rPr>
+      </w:pPr>
+    </w:p>
+    <w:p>
+      <w:pPr>
         <w:rPr>
           <w:b/>
           <w:bCs/>
           <w:sz w:val="26"/>
           <w:szCs w:val="26"/>
         </w:rPr>
-        <w:lastRenderedPageBreak/>
-        <w:t>5. Non-Functional Requirement for Log Preprocessing</w:t>
-      </w:r>
-    </w:p>
-    <w:p>
-      <w:pPr>
-        <w:spacing w:before="60" w:after="60"/>
-        <w:rPr>
-          <w:b/>
-          <w:bCs/>
-        </w:rPr>
-      </w:pPr>
-      <w:r>
-        <w:rPr>
-          <w:b/>
-          <w:bCs/>
-        </w:rPr>
-        <w:t>Related Functional Requirement: Log Preprocessing</w:t>
-      </w:r>
-    </w:p>
-    <w:p>
-      <w:pPr>
-        <w:spacing w:before="60" w:after="60"/>
-      </w:pPr>
-      <w:r>
-        <w:t>Data preprocessing operations should be performed efficiently so that log analysis can begin without significant delay.</w:t>
-      </w:r>
-      <w:r>
-        <w:t xml:space="preserve"> </w:t>
-      </w:r>
-      <w:r>
-        <w:t>The system must preserve data consistency while cleaning and transforming log records.</w:t>
-      </w:r>
-    </w:p>
-    <w:p>
-      <w:pPr>
-        <w:spacing w:before="60" w:after="60"/>
+      </w:pPr>
+      <w:r>
         <w:rPr>
           <w:b/>
           <w:bCs/>
           <w:sz w:val="26"/>
           <w:szCs w:val="26"/>
         </w:rPr>
-      </w:pPr>
-    </w:p>
-    <w:p>
-      <w:pPr>
-        <w:spacing w:before="60" w:after="60"/>
+        <w:lastRenderedPageBreak/>
+        <w:t xml:space="preserve">4.3 </w:t>
+      </w:r>
+      <w:r>
         <w:rPr>
           <w:b/>
           <w:bCs/>
           <w:sz w:val="26"/>
           <w:szCs w:val="26"/>
         </w:rPr>
-      </w:pPr>
-      <w:r>
+        <w:t>DFD LEVEL 2</w:t>
+      </w:r>
+    </w:p>
+    <w:p>
+      <w:pPr>
         <w:rPr>
           <w:b/>
           <w:bCs/>
           <w:sz w:val="26"/>
           <w:szCs w:val="26"/>
         </w:rPr>
-        <w:t>6. Non-Functional Requirement for AI-Based Threat Detection</w:t>
-      </w:r>
-    </w:p>
-    <w:p>
-      <w:pPr>
-        <w:spacing w:before="60" w:after="60"/>
-        <w:rPr>
-          <w:b/>
-          <w:bCs/>
-        </w:rPr>
-      </w:pPr>
-      <w:r>
-        <w:rPr>
-          <w:b/>
-          <w:bCs/>
-        </w:rPr>
-        <w:t>Related Functional Requirement: AI-Based Threat Detection</w:t>
-      </w:r>
-    </w:p>
-    <w:p>
-      <w:pPr>
-        <w:tabs>
-          <w:tab w:val="num" w:pos="720"/>
-        </w:tabs>
-        <w:spacing w:before="60" w:after="60"/>
-      </w:pPr>
-      <w:r>
-        <w:t>The anomaly detection component must provide reliable analytical results with a high level of detection accuracy.</w:t>
-      </w:r>
-      <w:r>
-        <w:t xml:space="preserve"> T</w:t>
-      </w:r>
-      <w:r>
-        <w:t>hreat analysis should be completed within a reasonable processing time for uploaded log datasets.</w:t>
-      </w:r>
-      <w:r>
-        <w:t xml:space="preserve"> </w:t>
-      </w:r>
-      <w:r>
-        <w:t>The machine learning models should be designed to support periodic updates and retraining when new data becomes available.</w:t>
-      </w:r>
-    </w:p>
-    <w:p>
-      <w:pPr>
-        <w:spacing w:before="60" w:after="60"/>
+      </w:pPr>
+    </w:p>
+    <w:p>
+      <w:pPr>
         <w:rPr>
           <w:b/>
           <w:bCs/>
@@ -5449,300 +7359,62 @@
           <w:szCs w:val="26"/>
         </w:rPr>
       </w:pPr>
-    </w:p>
-    <w:p>
-      <w:pPr>
-        <w:spacing w:before="60" w:after="60"/>
-        <w:rPr>
-          <w:b/>
-          <w:bCs/>
-          <w:sz w:val="26"/>
-          <w:szCs w:val="26"/>
-        </w:rPr>
-      </w:pPr>
-      <w:r>
-        <w:rPr>
-          <w:b/>
-          <w:bCs/>
-          <w:sz w:val="26"/>
-          <w:szCs w:val="26"/>
-        </w:rPr>
-        <w:t>7. Non-Functional Requirement for Risk Score Generation</w:t>
-      </w:r>
-    </w:p>
-    <w:p>
-      <w:pPr>
-        <w:spacing w:before="60" w:after="60"/>
-        <w:rPr>
-          <w:b/>
-          <w:bCs/>
-        </w:rPr>
-      </w:pPr>
-      <w:r>
-        <w:rPr>
-          <w:b/>
-          <w:bCs/>
-        </w:rPr>
-        <w:t>Related Functional Requirement: Risk Score Generation</w:t>
-      </w:r>
-    </w:p>
-    <w:p>
-      <w:pPr>
-        <w:tabs>
-          <w:tab w:val="num" w:pos="720"/>
-        </w:tabs>
-        <w:spacing w:before="60" w:after="60"/>
-      </w:pPr>
-      <w:r>
-        <w:t>The system should apply a consistent evaluation method when calculating risk scores for detected anomalies.</w:t>
-      </w:r>
-      <w:r>
-        <w:t xml:space="preserve"> </w:t>
-      </w:r>
-      <w:r>
-        <w:t>Risk evaluation should occur immediately after anomaly detection to maintain real-time analysis capabilities.</w:t>
-      </w:r>
-      <w:r>
-        <w:t xml:space="preserve"> </w:t>
-      </w:r>
-      <w:r>
-        <w:t>Risk levels must be presented in a clear and understandable severity classification.</w:t>
-      </w:r>
-    </w:p>
-    <w:p>
-      <w:pPr>
-        <w:spacing w:before="60" w:after="60"/>
-        <w:rPr>
-          <w:sz w:val="26"/>
-          <w:szCs w:val="26"/>
-        </w:rPr>
-      </w:pPr>
-    </w:p>
-    <w:p>
-      <w:pPr>
-        <w:spacing w:before="60" w:after="60"/>
-        <w:rPr>
-          <w:b/>
-          <w:bCs/>
-          <w:sz w:val="26"/>
-          <w:szCs w:val="26"/>
-        </w:rPr>
-      </w:pPr>
-      <w:r>
-        <w:rPr>
-          <w:b/>
-          <w:bCs/>
-          <w:sz w:val="26"/>
-          <w:szCs w:val="26"/>
-        </w:rPr>
-        <w:t>8. Non-Functional Requirement for Threat Alert Notification</w:t>
-      </w:r>
-    </w:p>
-    <w:p>
-      <w:pPr>
-        <w:spacing w:before="60" w:after="60"/>
-        <w:rPr>
-          <w:b/>
-          <w:bCs/>
-        </w:rPr>
-      </w:pPr>
-      <w:r>
-        <w:rPr>
-          <w:b/>
-          <w:bCs/>
-        </w:rPr>
-        <w:t>Related Functional Requirement: Threat Alert Notification</w:t>
-      </w:r>
-    </w:p>
-    <w:p>
-      <w:pPr>
-        <w:tabs>
-          <w:tab w:val="num" w:pos="720"/>
-        </w:tabs>
-        <w:spacing w:before="60" w:after="60"/>
-      </w:pPr>
-      <w:r>
-        <w:t xml:space="preserve">Security alerts must be generated promptly after </w:t>
-      </w:r>
-      <w:r>
-        <w:t>suspicious</w:t>
-      </w:r>
-      <w:r>
-        <w:t xml:space="preserve"> activity is identified.</w:t>
-      </w:r>
-      <w:r>
-        <w:t xml:space="preserve"> </w:t>
-      </w:r>
-      <w:r>
-        <w:t>Notification delivery should occur with minimal delay so analysts can respond quickly.</w:t>
-      </w:r>
-      <w:r>
-        <w:t xml:space="preserve"> </w:t>
-      </w:r>
-      <w:r>
-        <w:t>All generated alerts must be stored for later review and auditing.</w:t>
-      </w:r>
-    </w:p>
-    <w:p>
-      <w:pPr>
-        <w:spacing w:before="60" w:after="60"/>
-        <w:rPr>
-          <w:b/>
-          <w:bCs/>
-          <w:sz w:val="26"/>
-          <w:szCs w:val="26"/>
-        </w:rPr>
-      </w:pPr>
-    </w:p>
-    <w:p>
-      <w:pPr>
-        <w:spacing w:before="60" w:after="60"/>
-        <w:rPr>
-          <w:b/>
-          <w:bCs/>
-          <w:sz w:val="26"/>
-          <w:szCs w:val="26"/>
-        </w:rPr>
-      </w:pPr>
-      <w:r>
-        <w:rPr>
-          <w:b/>
-          <w:bCs/>
-          <w:sz w:val="26"/>
-          <w:szCs w:val="26"/>
-        </w:rPr>
-        <w:t>9. Non-Functional Requirement for Dashboard Visualization</w:t>
-      </w:r>
-    </w:p>
-    <w:p>
-      <w:pPr>
-        <w:spacing w:before="60" w:after="60"/>
-        <w:rPr>
-          <w:b/>
-          <w:bCs/>
-        </w:rPr>
-      </w:pPr>
-      <w:r>
-        <w:rPr>
-          <w:b/>
-          <w:bCs/>
-        </w:rPr>
-        <w:t>Related Functional Requirement: Dashboard Visualization</w:t>
-      </w:r>
-    </w:p>
-    <w:p>
-      <w:pPr>
-        <w:tabs>
-          <w:tab w:val="num" w:pos="720"/>
-        </w:tabs>
-        <w:spacing w:before="60" w:after="60"/>
-      </w:pPr>
-      <w:r>
-        <w:t>The dashboard interface should be responsive and easy to navigate for users.</w:t>
-      </w:r>
-      <w:r>
-        <w:t xml:space="preserve"> </w:t>
-      </w:r>
-      <w:r>
-        <w:t>Graphs and visual indicators must present security insights in a clear and understandable manner.</w:t>
-      </w:r>
-      <w:r>
-        <w:t xml:space="preserve"> </w:t>
-      </w:r>
-      <w:r>
-        <w:t>The system should support efficient loading of analytical data without degrading performance.</w:t>
-      </w:r>
-    </w:p>
-    <w:p>
-      <w:pPr>
-        <w:spacing w:before="60" w:after="60"/>
-        <w:rPr>
-          <w:b/>
-          <w:bCs/>
-          <w:sz w:val="26"/>
-          <w:szCs w:val="26"/>
-        </w:rPr>
-      </w:pPr>
-    </w:p>
-    <w:p>
-      <w:pPr>
-        <w:spacing w:before="60" w:after="60"/>
-        <w:rPr>
-          <w:b/>
-          <w:bCs/>
-          <w:sz w:val="26"/>
-          <w:szCs w:val="26"/>
-        </w:rPr>
-      </w:pPr>
-      <w:r>
-        <w:rPr>
-          <w:b/>
-          <w:bCs/>
-          <w:sz w:val="26"/>
-          <w:szCs w:val="26"/>
-        </w:rPr>
-        <w:t>10. Non-Functional Requirement for Report Generation</w:t>
-      </w:r>
-    </w:p>
-    <w:p>
-      <w:pPr>
-        <w:spacing w:before="60" w:after="60"/>
-        <w:rPr>
-          <w:b/>
-          <w:bCs/>
-        </w:rPr>
-      </w:pPr>
-      <w:r>
-        <w:rPr>
-          <w:b/>
-          <w:bCs/>
-        </w:rPr>
-        <w:t>Related Functional Requirement: Report Generation</w:t>
-      </w:r>
-    </w:p>
-    <w:p>
-      <w:pPr>
-        <w:tabs>
-          <w:tab w:val="num" w:pos="720"/>
-        </w:tabs>
-        <w:spacing w:before="60" w:after="60"/>
-      </w:pPr>
-      <w:r>
-        <w:t>The system should allow reports to be produced in commonly used export formats.</w:t>
-      </w:r>
-      <w:r>
-        <w:t xml:space="preserve"> </w:t>
-      </w:r>
-      <w:r>
-        <w:t>Report generation must maintain accurate representation of analyzed threat data.</w:t>
-      </w:r>
-      <w:r>
-        <w:t xml:space="preserve"> </w:t>
-      </w:r>
-      <w:r>
-        <w:t>The reporting feature should operate efficiently so that users receive generated reports without long waiting times.</w:t>
-      </w:r>
-    </w:p>
-    <w:p>
-      <w:pPr>
-        <w:spacing w:before="60" w:after="60"/>
-        <w:rPr>
-          <w:sz w:val="26"/>
-          <w:szCs w:val="26"/>
-        </w:rPr>
-      </w:pPr>
-    </w:p>
-    <w:p>
-      <w:pPr>
-        <w:spacing w:before="60" w:after="60"/>
-        <w:rPr>
-          <w:sz w:val="26"/>
-          <w:szCs w:val="26"/>
-        </w:rPr>
-      </w:pPr>
+      <w:r>
+        <w:rPr>
+          <w:noProof/>
+        </w:rPr>
+        <w:drawing>
+          <wp:inline distT="0" distB="0" distL="0" distR="0" wp14:anchorId="614630B1" wp14:editId="304396CB">
+            <wp:extent cx="4817745" cy="6223000"/>
+            <wp:effectExtent l="0" t="0" r="1905" b="6350"/>
+            <wp:docPr id="752104695" name="Picture 7"/>
+            <wp:cNvGraphicFramePr>
+              <a:graphicFrameLocks xmlns:a="http://schemas.openxmlformats.org/drawingml/2006/main" noChangeAspect="1"/>
+            </wp:cNvGraphicFramePr>
+            <a:graphic xmlns:a="http://schemas.openxmlformats.org/drawingml/2006/main">
+              <a:graphicData uri="http://schemas.openxmlformats.org/drawingml/2006/picture">
+                <pic:pic xmlns:pic="http://schemas.openxmlformats.org/drawingml/2006/picture">
+                  <pic:nvPicPr>
+                    <pic:cNvPr id="0" name="Picture 19"/>
+                    <pic:cNvPicPr>
+                      <a:picLocks noChangeAspect="1" noChangeArrowheads="1"/>
+                    </pic:cNvPicPr>
+                  </pic:nvPicPr>
+                  <pic:blipFill>
+                    <a:blip r:embed="rId12">
+                      <a:extLst>
+                        <a:ext uri="{28A0092B-C50C-407E-A947-70E740481C1C}">
+                          <a14:useLocalDpi xmlns:a14="http://schemas.microsoft.com/office/drawing/2010/main" val="0"/>
+                        </a:ext>
+                      </a:extLst>
+                    </a:blip>
+                    <a:srcRect/>
+                    <a:stretch>
+                      <a:fillRect/>
+                    </a:stretch>
+                  </pic:blipFill>
+                  <pic:spPr bwMode="auto">
+                    <a:xfrm>
+                      <a:off x="0" y="0"/>
+                      <a:ext cx="4817745" cy="6223000"/>
+                    </a:xfrm>
+                    <a:prstGeom prst="rect">
+                      <a:avLst/>
+                    </a:prstGeom>
+                    <a:noFill/>
+                    <a:ln>
+                      <a:noFill/>
+                    </a:ln>
+                  </pic:spPr>
+                </pic:pic>
+              </a:graphicData>
+            </a:graphic>
+          </wp:inline>
+        </w:drawing>
+      </w:r>
     </w:p>
     <w:sectPr>
-      <w:footerReference w:type="default" r:id="rId7"/>
+      <w:footerReference w:type="default" r:id="rId13"/>
       <w:pgSz w:w="12240" w:h="15840"/>
       <w:pgMar w:top="1440" w:right="1440" w:bottom="1440" w:left="1440" w:header="708" w:footer="708" w:gutter="0"/>
       <w:cols w:space="720"/>
@@ -5839,6 +7511,92 @@
 <file path=word/numbering.xml><?xml version="1.0" encoding="utf-8"?>
 <w:numbering xmlns:wpc="http://schemas.microsoft.com/office/word/2010/wordprocessingCanvas" xmlns:cx="http://schemas.microsoft.com/office/drawing/2014/chartex" xmlns:cx1="http://schemas.microsoft.com/office/drawing/2015/9/8/chartex" xmlns:cx2="http://schemas.microsoft.com/office/drawing/2015/10/21/chartex" xmlns:cx3="http://schemas.microsoft.com/office/drawing/2016/5/9/chartex" xmlns:cx4="http://schemas.microsoft.com/office/drawing/2016/5/10/chartex" xmlns:cx5="http://schemas.microsoft.com/office/drawing/2016/5/11/chartex" xmlns:cx6="http://schemas.microsoft.com/office/drawing/2016/5/12/chartex" xmlns:cx7="http://schemas.microsoft.com/office/drawing/2016/5/13/chartex" xmlns:cx8="http://schemas.microsoft.com/office/drawing/2016/5/14/chartex" xmlns:mc="http://schemas.openxmlformats.org/markup-compatibility/2006" xmlns:aink="http://schemas.microsoft.com/office/drawing/2016/ink" xmlns:am3d="http://schemas.microsoft.com/office/drawing/2017/model3d" xmlns:o="urn:schemas-microsoft-com:office:office" xmlns:oel="http://schemas.microsoft.com/office/2019/extlst" xmlns:r="http://schemas.openxmlformats.org/officeDocument/2006/relationships" xmlns:m="http://schemas.openxmlformats.org/officeDocument/2006/math" xmlns:v="urn:schemas-microsoft-com:vml" xmlns:wp14="http://schemas.microsoft.com/office/word/2010/wordprocessingDrawing" xmlns:wp="http://schemas.openxmlformats.org/drawingml/2006/wordprocessingDrawing" xmlns:w10="urn:schemas-microsoft-com:office:word" xmlns:w="http://schemas.openxmlformats.org/wordprocessingml/2006/main" xmlns:w14="http://schemas.microsoft.com/office/word/2010/wordml" xmlns:w15="http://schemas.microsoft.com/office/word/2012/wordml" xmlns:w16cex="http://schemas.microsoft.com/office/word/2018/wordml/cex" xmlns:w16cid="http://schemas.microsoft.com/office/word/2016/wordml/cid" xmlns:w16="http://schemas.microsoft.com/office/word/2018/wordml" xmlns:w16du="http://schemas.microsoft.com/office/word/2023/wordml/word16du" xmlns:w16sdtdh="http://schemas.microsoft.com/office/word/2020/wordml/sdtdatahash" xmlns:w16sdtfl="http://schemas.microsoft.com/office/word/2024/wordml/sdtformatlock" xmlns:w16se="http://schemas.microsoft.com/office/word/2015/wordml/symex" xmlns:wpg="http://schemas.microsoft.com/office/word/2010/wordprocessingGroup" xmlns:wpi="http://schemas.microsoft.com/office/word/2010/wordprocessingInk" xmlns:wne="http://schemas.microsoft.com/office/word/2006/wordml" xmlns:wps="http://schemas.microsoft.com/office/word/2010/wordprocessingShape" mc:Ignorable="w14 w15 w16se w16cid w16 w16cex w16sdtdh w16sdtfl w16du wp14">
   <w:abstractNum w:abstractNumId="0" w15:restartNumberingAfterBreak="0">
+    <w:nsid w:val="051C2184"/>
+    <w:multiLevelType w:val="hybridMultilevel"/>
+    <w:tmpl w:val="E698D68E"/>
+    <w:lvl w:ilvl="0" w:tplc="2000000F">
+      <w:start w:val="1"/>
+      <w:numFmt w:val="decimal"/>
+      <w:lvlText w:val="%1."/>
+      <w:lvlJc w:val="left"/>
+      <w:pPr>
+        <w:ind w:left="720" w:hanging="360"/>
+      </w:pPr>
+    </w:lvl>
+    <w:lvl w:ilvl="1" w:tplc="20000019">
+      <w:start w:val="1"/>
+      <w:numFmt w:val="lowerLetter"/>
+      <w:lvlText w:val="%2."/>
+      <w:lvlJc w:val="left"/>
+      <w:pPr>
+        <w:ind w:left="1440" w:hanging="360"/>
+      </w:pPr>
+    </w:lvl>
+    <w:lvl w:ilvl="2" w:tplc="2000001B" w:tentative="1">
+      <w:start w:val="1"/>
+      <w:numFmt w:val="lowerRoman"/>
+      <w:lvlText w:val="%3."/>
+      <w:lvlJc w:val="right"/>
+      <w:pPr>
+        <w:ind w:left="2160" w:hanging="180"/>
+      </w:pPr>
+    </w:lvl>
+    <w:lvl w:ilvl="3" w:tplc="2000000F" w:tentative="1">
+      <w:start w:val="1"/>
+      <w:numFmt w:val="decimal"/>
+      <w:lvlText w:val="%4."/>
+      <w:lvlJc w:val="left"/>
+      <w:pPr>
+        <w:ind w:left="2880" w:hanging="360"/>
+      </w:pPr>
+    </w:lvl>
+    <w:lvl w:ilvl="4" w:tplc="20000019" w:tentative="1">
+      <w:start w:val="1"/>
+      <w:numFmt w:val="lowerLetter"/>
+      <w:lvlText w:val="%5."/>
+      <w:lvlJc w:val="left"/>
+      <w:pPr>
+        <w:ind w:left="3600" w:hanging="360"/>
+      </w:pPr>
+    </w:lvl>
+    <w:lvl w:ilvl="5" w:tplc="2000001B" w:tentative="1">
+      <w:start w:val="1"/>
+      <w:numFmt w:val="lowerRoman"/>
+      <w:lvlText w:val="%6."/>
+      <w:lvlJc w:val="right"/>
+      <w:pPr>
+        <w:ind w:left="4320" w:hanging="180"/>
+      </w:pPr>
+    </w:lvl>
+    <w:lvl w:ilvl="6" w:tplc="2000000F" w:tentative="1">
+      <w:start w:val="1"/>
+      <w:numFmt w:val="decimal"/>
+      <w:lvlText w:val="%7."/>
+      <w:lvlJc w:val="left"/>
+      <w:pPr>
+        <w:ind w:left="5040" w:hanging="360"/>
+      </w:pPr>
+    </w:lvl>
+    <w:lvl w:ilvl="7" w:tplc="20000019" w:tentative="1">
+      <w:start w:val="1"/>
+      <w:numFmt w:val="lowerLetter"/>
+      <w:lvlText w:val="%8."/>
+      <w:lvlJc w:val="left"/>
+      <w:pPr>
+        <w:ind w:left="5760" w:hanging="360"/>
+      </w:pPr>
+    </w:lvl>
+    <w:lvl w:ilvl="8" w:tplc="2000001B" w:tentative="1">
+      <w:start w:val="1"/>
+      <w:numFmt w:val="lowerRoman"/>
+      <w:lvlText w:val="%9."/>
+      <w:lvlJc w:val="right"/>
+      <w:pPr>
+        <w:ind w:left="6480" w:hanging="180"/>
+      </w:pPr>
+    </w:lvl>
+  </w:abstractNum>
+  <w:abstractNum w:abstractNumId="1" w15:restartNumberingAfterBreak="0">
     <w:nsid w:val="095E0D31"/>
     <w:multiLevelType w:val="multilevel"/>
     <w:tmpl w:val="7BB8AF1E"/>
@@ -5987,7 +7745,7 @@
       </w:rPr>
     </w:lvl>
   </w:abstractNum>
-  <w:abstractNum w:abstractNumId="1" w15:restartNumberingAfterBreak="0">
+  <w:abstractNum w:abstractNumId="2" w15:restartNumberingAfterBreak="0">
     <w:nsid w:val="0F421B81"/>
     <w:multiLevelType w:val="multilevel"/>
     <w:tmpl w:val="DAC662F2"/>
@@ -6136,7 +7894,7 @@
       </w:rPr>
     </w:lvl>
   </w:abstractNum>
-  <w:abstractNum w:abstractNumId="2" w15:restartNumberingAfterBreak="0">
+  <w:abstractNum w:abstractNumId="3" w15:restartNumberingAfterBreak="0">
     <w:nsid w:val="17FE224F"/>
     <w:multiLevelType w:val="multilevel"/>
     <w:tmpl w:val="D520EE6C"/>
@@ -6285,7 +8043,7 @@
       </w:rPr>
     </w:lvl>
   </w:abstractNum>
-  <w:abstractNum w:abstractNumId="3" w15:restartNumberingAfterBreak="0">
+  <w:abstractNum w:abstractNumId="4" w15:restartNumberingAfterBreak="0">
     <w:nsid w:val="25695A41"/>
     <w:multiLevelType w:val="multilevel"/>
     <w:tmpl w:val="4FCE0CAC"/>
@@ -6434,7 +8192,61 @@
       </w:rPr>
     </w:lvl>
   </w:abstractNum>
-  <w:abstractNum w:abstractNumId="4" w15:restartNumberingAfterBreak="0">
+  <w:abstractNum w:abstractNumId="5" w15:restartNumberingAfterBreak="0">
+    <w:nsid w:val="2DAF4E16"/>
+    <w:multiLevelType w:val="hybridMultilevel"/>
+    <w:tmpl w:val="837CB022"/>
+    <w:lvl w:ilvl="0" w:tplc="2000000F">
+      <w:start w:val="1"/>
+      <w:numFmt w:val="decimal"/>
+      <w:lvlText w:val="%1."/>
+      <w:lvlJc w:val="left"/>
+      <w:pPr>
+        <w:ind w:left="720" w:hanging="360"/>
+      </w:pPr>
+    </w:lvl>
+    <w:lvl w:ilvl="1" w:tplc="FFFFFFFF">
+      <w:numFmt w:val="decimal"/>
+      <w:lvlText w:val=""/>
+      <w:lvlJc w:val="left"/>
+    </w:lvl>
+    <w:lvl w:ilvl="2" w:tplc="FFFFFFFF">
+      <w:numFmt w:val="decimal"/>
+      <w:lvlText w:val=""/>
+      <w:lvlJc w:val="left"/>
+    </w:lvl>
+    <w:lvl w:ilvl="3" w:tplc="FFFFFFFF">
+      <w:numFmt w:val="decimal"/>
+      <w:lvlText w:val=""/>
+      <w:lvlJc w:val="left"/>
+    </w:lvl>
+    <w:lvl w:ilvl="4" w:tplc="FFFFFFFF">
+      <w:numFmt w:val="decimal"/>
+      <w:lvlText w:val=""/>
+      <w:lvlJc w:val="left"/>
+    </w:lvl>
+    <w:lvl w:ilvl="5" w:tplc="FFFFFFFF">
+      <w:numFmt w:val="decimal"/>
+      <w:lvlText w:val=""/>
+      <w:lvlJc w:val="left"/>
+    </w:lvl>
+    <w:lvl w:ilvl="6" w:tplc="FFFFFFFF">
+      <w:numFmt w:val="decimal"/>
+      <w:lvlText w:val=""/>
+      <w:lvlJc w:val="left"/>
+    </w:lvl>
+    <w:lvl w:ilvl="7" w:tplc="FFFFFFFF">
+      <w:numFmt w:val="decimal"/>
+      <w:lvlText w:val=""/>
+      <w:lvlJc w:val="left"/>
+    </w:lvl>
+    <w:lvl w:ilvl="8" w:tplc="FFFFFFFF">
+      <w:numFmt w:val="decimal"/>
+      <w:lvlText w:val=""/>
+      <w:lvlJc w:val="left"/>
+    </w:lvl>
+  </w:abstractNum>
+  <w:abstractNum w:abstractNumId="6" w15:restartNumberingAfterBreak="0">
     <w:nsid w:val="3CD33181"/>
     <w:multiLevelType w:val="multilevel"/>
     <w:tmpl w:val="CEE25C6E"/>
@@ -6583,7 +8395,7 @@
       </w:rPr>
     </w:lvl>
   </w:abstractNum>
-  <w:abstractNum w:abstractNumId="5" w15:restartNumberingAfterBreak="0">
+  <w:abstractNum w:abstractNumId="7" w15:restartNumberingAfterBreak="0">
     <w:nsid w:val="4E304AD5"/>
     <w:multiLevelType w:val="multilevel"/>
     <w:tmpl w:val="16E811E4"/>
@@ -6732,7 +8544,7 @@
       </w:rPr>
     </w:lvl>
   </w:abstractNum>
-  <w:abstractNum w:abstractNumId="6" w15:restartNumberingAfterBreak="0">
+  <w:abstractNum w:abstractNumId="8" w15:restartNumberingAfterBreak="0">
     <w:nsid w:val="52361D88"/>
     <w:multiLevelType w:val="hybridMultilevel"/>
     <w:tmpl w:val="D8B2DDE6"/>
@@ -6818,7 +8630,7 @@
       </w:pPr>
     </w:lvl>
   </w:abstractNum>
-  <w:abstractNum w:abstractNumId="7" w15:restartNumberingAfterBreak="0">
+  <w:abstractNum w:abstractNumId="9" w15:restartNumberingAfterBreak="0">
     <w:nsid w:val="58322CA8"/>
     <w:multiLevelType w:val="multilevel"/>
     <w:tmpl w:val="D6725EA6"/>
@@ -6967,7 +8779,7 @@
       </w:rPr>
     </w:lvl>
   </w:abstractNum>
-  <w:abstractNum w:abstractNumId="8" w15:restartNumberingAfterBreak="0">
+  <w:abstractNum w:abstractNumId="10" w15:restartNumberingAfterBreak="0">
     <w:nsid w:val="61C63E88"/>
     <w:multiLevelType w:val="hybridMultilevel"/>
     <w:tmpl w:val="578C3078"/>
@@ -7021,7 +8833,7 @@
       <w:lvlJc w:val="left"/>
     </w:lvl>
   </w:abstractNum>
-  <w:abstractNum w:abstractNumId="9" w15:restartNumberingAfterBreak="0">
+  <w:abstractNum w:abstractNumId="11" w15:restartNumberingAfterBreak="0">
     <w:nsid w:val="6CCE5D69"/>
     <w:multiLevelType w:val="multilevel"/>
     <w:tmpl w:val="B2283968"/>
@@ -7170,7 +8982,7 @@
       </w:rPr>
     </w:lvl>
   </w:abstractNum>
-  <w:abstractNum w:abstractNumId="10" w15:restartNumberingAfterBreak="0">
+  <w:abstractNum w:abstractNumId="12" w15:restartNumberingAfterBreak="0">
     <w:nsid w:val="70083041"/>
     <w:multiLevelType w:val="multilevel"/>
     <w:tmpl w:val="E2C8BB16"/>
@@ -7319,7 +9131,7 @@
       </w:rPr>
     </w:lvl>
   </w:abstractNum>
-  <w:abstractNum w:abstractNumId="11" w15:restartNumberingAfterBreak="0">
+  <w:abstractNum w:abstractNumId="13" w15:restartNumberingAfterBreak="0">
     <w:nsid w:val="78040D24"/>
     <w:multiLevelType w:val="multilevel"/>
     <w:tmpl w:val="8D709464"/>
@@ -7469,46 +9281,55 @@
     </w:lvl>
   </w:abstractNum>
   <w:num w:numId="1" w16cid:durableId="1583248585">
-    <w:abstractNumId w:val="6"/>
+    <w:abstractNumId w:val="8"/>
     <w:lvlOverride w:ilvl="0">
       <w:startOverride w:val="1"/>
     </w:lvlOverride>
   </w:num>
   <w:num w:numId="2" w16cid:durableId="423647775">
-    <w:abstractNumId w:val="8"/>
+    <w:abstractNumId w:val="10"/>
     <w:lvlOverride w:ilvl="0">
       <w:startOverride w:val="1"/>
     </w:lvlOverride>
   </w:num>
   <w:num w:numId="3" w16cid:durableId="973027636">
+    <w:abstractNumId w:val="9"/>
+  </w:num>
+  <w:num w:numId="4" w16cid:durableId="659042700">
+    <w:abstractNumId w:val="6"/>
+  </w:num>
+  <w:num w:numId="5" w16cid:durableId="702289159">
+    <w:abstractNumId w:val="3"/>
+  </w:num>
+  <w:num w:numId="6" w16cid:durableId="1645507334">
+    <w:abstractNumId w:val="11"/>
+  </w:num>
+  <w:num w:numId="7" w16cid:durableId="912010453">
+    <w:abstractNumId w:val="13"/>
+  </w:num>
+  <w:num w:numId="8" w16cid:durableId="1381247578">
+    <w:abstractNumId w:val="4"/>
+  </w:num>
+  <w:num w:numId="9" w16cid:durableId="1108043631">
+    <w:abstractNumId w:val="1"/>
+  </w:num>
+  <w:num w:numId="10" w16cid:durableId="1361124553">
     <w:abstractNumId w:val="7"/>
   </w:num>
-  <w:num w:numId="4" w16cid:durableId="659042700">
-    <w:abstractNumId w:val="4"/>
+  <w:num w:numId="11" w16cid:durableId="1794131048">
+    <w:abstractNumId w:val="12"/>
   </w:num>
-  <w:num w:numId="5" w16cid:durableId="702289159">
+  <w:num w:numId="12" w16cid:durableId="760832545">
     <w:abstractNumId w:val="2"/>
   </w:num>
-  <w:num w:numId="6" w16cid:durableId="1645507334">
-    <w:abstractNumId w:val="9"/>
+  <w:num w:numId="13" w16cid:durableId="454103531">
+    <w:abstractNumId w:val="10"/>
   </w:num>
-  <w:num w:numId="7" w16cid:durableId="912010453">
-    <w:abstractNumId w:val="11"/>
-  </w:num>
-  <w:num w:numId="8" w16cid:durableId="1381247578">
-    <w:abstractNumId w:val="3"/>
-  </w:num>
-  <w:num w:numId="9" w16cid:durableId="1108043631">
+  <w:num w:numId="14" w16cid:durableId="685715208">
     <w:abstractNumId w:val="0"/>
   </w:num>
-  <w:num w:numId="10" w16cid:durableId="1361124553">
+  <w:num w:numId="15" w16cid:durableId="1650591648">
     <w:abstractNumId w:val="5"/>
-  </w:num>
-  <w:num w:numId="11" w16cid:durableId="1794131048">
-    <w:abstractNumId w:val="10"/>
-  </w:num>
-  <w:num w:numId="12" w16cid:durableId="760832545">
-    <w:abstractNumId w:val="1"/>
   </w:num>
 </w:numbering>
 </file>
@@ -8109,6 +9930,48 @@
       <w:szCs w:val="20"/>
     </w:rPr>
   </w:style>
+  <w:style w:type="paragraph" w:styleId="Header">
+    <w:name w:val="header"/>
+    <w:basedOn w:val="Normal"/>
+    <w:link w:val="HeaderChar"/>
+    <w:uiPriority w:val="99"/>
+    <w:unhideWhenUsed/>
+    <w:rsid w:val="00546DAA"/>
+    <w:pPr>
+      <w:tabs>
+        <w:tab w:val="center" w:pos="4680"/>
+        <w:tab w:val="right" w:pos="9360"/>
+      </w:tabs>
+    </w:pPr>
+  </w:style>
+  <w:style w:type="character" w:customStyle="1" w:styleId="HeaderChar">
+    <w:name w:val="Header Char"/>
+    <w:basedOn w:val="DefaultParagraphFont"/>
+    <w:link w:val="Header"/>
+    <w:uiPriority w:val="99"/>
+    <w:rsid w:val="00546DAA"/>
+  </w:style>
+  <w:style w:type="paragraph" w:styleId="Footer">
+    <w:name w:val="footer"/>
+    <w:basedOn w:val="Normal"/>
+    <w:link w:val="FooterChar"/>
+    <w:uiPriority w:val="99"/>
+    <w:unhideWhenUsed/>
+    <w:rsid w:val="00546DAA"/>
+    <w:pPr>
+      <w:tabs>
+        <w:tab w:val="center" w:pos="4680"/>
+        <w:tab w:val="right" w:pos="9360"/>
+      </w:tabs>
+    </w:pPr>
+  </w:style>
+  <w:style w:type="character" w:customStyle="1" w:styleId="FooterChar">
+    <w:name w:val="Footer Char"/>
+    <w:basedOn w:val="DefaultParagraphFont"/>
+    <w:link w:val="Footer"/>
+    <w:uiPriority w:val="99"/>
+    <w:rsid w:val="00546DAA"/>
+  </w:style>
 </w:styles>
 </file>
 
